--- a/러시아 인권변호사/7부/7부_4화_선거_연기_논의.docx
+++ b/러시아 인권변호사/7부/7부_4화_선거_연기_논의.docx
@@ -36,7 +36,7 @@
           <w:i w:val="0"/>
           <w:sz w:val="22"/>
         </w:rPr>
-        <w:t>알렉세이 “료샤” 오를로프(대통령) / 이리나 올레고브나 마르첸코(대통령 최측근 참모) / 카탸 리시나(일정·전략 총괄) / 보리스 이고레비치 라디셰프(국방장관) / 파벨 드미트리예비치 구르킨(국가보안기관장) / 키릴 안드레예비치(국가재정투명성청장) / 아나스타시야(나스탸) 드미트리예브나(국가재정투명성청 공동 책임자) / 아나톨리 빅토로비치 그레벤시코프(정치 전략가)</w:t>
+        <w:t>알렉세이 “료샤” 오를로프(대통령) / 이리나 올레고브나 마르첸코(대통령 최측근 참모) / 카탸 리시나(일정·전략 총괄) / 보리스 이고레비치 라디셰프(국방장관) / 파벨 드미트리예비치 구르킨(국가보안기관장) / 키릴 안드레예비치(국가재정투명성청장) / 아나스타시야(나스탸) 드미트리예브나(국가재정투명성청 공동 책임자) / 아나톨리 빅토로비치 그레벤시코프(정치 전략가) / 아르툠 이고레비치 코발추크(6부에서 패배를 인정한 야당 「Спокойная страна」 대표, TV 성명)</w:t>
       </w:r>
     </w:p>
     <w:p>
@@ -474,6 +474,75 @@
     </w:p>
     <w:p>
       <w:pPr>
+        <w:spacing w:before="0" w:after="110" w:line="300" w:lineRule="auto"/>
+      </w:pPr>
+      <w:r>
+        <w:rPr>
+          <w:rFonts w:ascii="Times New Roman" w:hAnsi="Times New Roman" w:eastAsia="Malgun Gothic"/>
+          <w:b/>
+          <w:i w:val="0"/>
+          <w:sz w:val="22"/>
+        </w:rPr>
+        <w:t xml:space="preserve">Катя: </w:t>
+      </w:r>
+      <w:r>
+        <w:rPr>
+          <w:rFonts w:ascii="Times New Roman" w:hAnsi="Times New Roman" w:eastAsia="Malgun Gothic"/>
+          <w:b w:val="0"/>
+          <w:i w:val="0"/>
+          <w:sz w:val="22"/>
+        </w:rPr>
+        <w:t>Тогда, может быть, скажете, какие именно фракции подписались? Хочу знать, кому звонить первой.</w:t>
+      </w:r>
+    </w:p>
+    <w:p>
+      <w:pPr>
+        <w:spacing w:before="0" w:after="110" w:line="300" w:lineRule="auto"/>
+      </w:pPr>
+      <w:r>
+        <w:rPr>
+          <w:rFonts w:ascii="Times New Roman" w:hAnsi="Times New Roman" w:eastAsia="Malgun Gothic"/>
+          <w:b/>
+          <w:i w:val="0"/>
+          <w:sz w:val="22"/>
+        </w:rPr>
+        <w:t xml:space="preserve">Радищев: </w:t>
+      </w:r>
+      <w:r>
+        <w:rPr>
+          <w:rFonts w:ascii="Times New Roman" w:hAnsi="Times New Roman" w:eastAsia="Malgun Gothic"/>
+          <w:b w:val="0"/>
+          <w:i w:val="0"/>
+          <w:sz w:val="22"/>
+        </w:rPr>
+        <w:t>Три фракции целиком и часть независимых. Список передам вам лично, Екатерина Ивановна.</w:t>
+      </w:r>
+    </w:p>
+    <w:p>
+      <w:pPr>
+        <w:spacing w:before="0" w:after="110" w:line="300" w:lineRule="auto"/>
+      </w:pPr>
+      <w:r>
+        <w:rPr>
+          <w:rFonts w:ascii="Times New Roman" w:hAnsi="Times New Roman" w:eastAsia="Malgun Gothic"/>
+          <w:b/>
+          <w:i w:val="0"/>
+          <w:sz w:val="22"/>
+        </w:rPr>
+        <w:t xml:space="preserve">Катя: </w:t>
+      </w:r>
+      <w:r>
+        <w:rPr>
+          <w:rFonts w:ascii="Times New Roman" w:hAnsi="Times New Roman" w:eastAsia="Malgun Gothic"/>
+          <w:b w:val="0"/>
+          <w:i w:val="0"/>
+          <w:sz w:val="22"/>
+        </w:rPr>
+        <w:t>Лично — это хорошо. Лучше, чем узнать из вечерних новостей.</w:t>
+      </w:r>
+    </w:p>
+    <w:p>
+      <w:pPr>
         <w:keepNext/>
         <w:spacing w:before="320" w:after="140"/>
       </w:pPr>
@@ -725,7 +794,7 @@
           <w:i w:val="0"/>
           <w:sz w:val="22"/>
         </w:rPr>
-        <w:t>Возможно. Но именно такие «неуместные» напоминания и удерживают страну от того, чтобы снова оказаться там, откуда мы выбирались пять лет.</w:t>
+        <w:t>Возможно. Но именно такие «неуместные» напоминания и удерживают страну от того, чтобы снова оказаться там, откуда мы с таким трудом выбрались два года назад.</w:t>
       </w:r>
     </w:p>
     <w:p>
@@ -868,6 +937,52 @@
     </w:p>
     <w:p>
       <w:pPr>
+        <w:spacing w:before="0" w:after="110" w:line="300" w:lineRule="auto"/>
+      </w:pPr>
+      <w:r>
+        <w:rPr>
+          <w:rFonts w:ascii="Times New Roman" w:hAnsi="Times New Roman" w:eastAsia="Malgun Gothic"/>
+          <w:b/>
+          <w:i w:val="0"/>
+          <w:sz w:val="22"/>
+        </w:rPr>
+        <w:t xml:space="preserve">Радищев: </w:t>
+      </w:r>
+      <w:r>
+        <w:rPr>
+          <w:rFonts w:ascii="Times New Roman" w:hAnsi="Times New Roman" w:eastAsia="Malgun Gothic"/>
+          <w:b w:val="0"/>
+          <w:i w:val="0"/>
+          <w:sz w:val="22"/>
+        </w:rPr>
+        <w:t>Вероятности не хоронят солдат, Павел Дмитриевич.</w:t>
+      </w:r>
+    </w:p>
+    <w:p>
+      <w:pPr>
+        <w:spacing w:before="0" w:after="110" w:line="300" w:lineRule="auto"/>
+      </w:pPr>
+      <w:r>
+        <w:rPr>
+          <w:rFonts w:ascii="Times New Roman" w:hAnsi="Times New Roman" w:eastAsia="Malgun Gothic"/>
+          <w:b/>
+          <w:i w:val="0"/>
+          <w:sz w:val="22"/>
+        </w:rPr>
+        <w:t xml:space="preserve">Гуркин: </w:t>
+      </w:r>
+      <w:r>
+        <w:rPr>
+          <w:rFonts w:ascii="Times New Roman" w:hAnsi="Times New Roman" w:eastAsia="Malgun Gothic"/>
+          <w:b w:val="0"/>
+          <w:i w:val="0"/>
+          <w:sz w:val="22"/>
+        </w:rPr>
+        <w:t>И не отменяют выборов, Борис Игоревич. Это делают люди.</w:t>
+      </w:r>
+    </w:p>
+    <w:p>
+      <w:pPr>
         <w:keepNext/>
         <w:spacing w:before="320" w:after="140"/>
       </w:pPr>
@@ -948,7 +1063,7 @@
           <w:i w:val="0"/>
           <w:sz w:val="22"/>
         </w:rPr>
-        <w:t>У Пушкина есть стихотворение о пустынном сеятеле свободы. Он вышел рано, до звезды, бросал живительное семя — и потерял только время. А кончается оно горько: «Паситесь, мирные народы! Вас не разбудит чести клич. К чему стадам дары свободы?»</w:t>
+        <w:t>Есть у Пушкина «Свободы сеятель пустынный». Вышел рано, до звезды, бросал живительное семя — и потерял только время. И кончается горько: «Паситесь, мирные народы! Вас не разбудит чести клич. К чему стадам дары свободы?»</w:t>
       </w:r>
     </w:p>
     <w:p>
@@ -1217,360 +1332,13 @@
           <w:color w:val="1F3864"/>
           <w:sz w:val="26"/>
         </w:rPr>
-        <w:t>장면 4 — 컨설턴트 팀의 제도적 관점</w:t>
+        <w:t>장면 4 — 뜻밖의 목소리, 코발추크</w:t>
       </w:r>
     </w:p>
     <w:p>
       <w:pPr>
         <w:spacing w:before="0" w:after="110" w:line="300" w:lineRule="auto"/>
       </w:pPr>
-      <w:r>
-        <w:rPr>
-          <w:rFonts w:ascii="Times New Roman" w:hAnsi="Times New Roman" w:eastAsia="Malgun Gothic"/>
-          <w:b/>
-          <w:i w:val="0"/>
-          <w:sz w:val="22"/>
-        </w:rPr>
-        <w:t xml:space="preserve">Кирилл: </w:t>
-      </w:r>
-      <w:r>
-        <w:rPr>
-          <w:rFonts w:ascii="Times New Roman" w:hAnsi="Times New Roman" w:eastAsia="Malgun Gothic"/>
-          <w:b w:val="0"/>
-          <w:i w:val="0"/>
-          <w:sz w:val="22"/>
-        </w:rPr>
-        <w:t>Алексей Николаевич, если позволите профессиональное наблюдение.</w:t>
-      </w:r>
-    </w:p>
-    <w:p>
-      <w:pPr>
-        <w:spacing w:before="0" w:after="110" w:line="300" w:lineRule="auto"/>
-      </w:pPr>
-      <w:r>
-        <w:rPr>
-          <w:rFonts w:ascii="Times New Roman" w:hAnsi="Times New Roman" w:eastAsia="Malgun Gothic"/>
-          <w:b/>
-          <w:i w:val="0"/>
-          <w:sz w:val="22"/>
-        </w:rPr>
-        <w:t xml:space="preserve">Лёша: </w:t>
-      </w:r>
-      <w:r>
-        <w:rPr>
-          <w:rFonts w:ascii="Times New Roman" w:hAnsi="Times New Roman" w:eastAsia="Malgun Gothic"/>
-          <w:b w:val="0"/>
-          <w:i w:val="0"/>
-          <w:sz w:val="22"/>
-        </w:rPr>
-        <w:t>Слушаю, Кирилл Андреевич.</w:t>
-      </w:r>
-    </w:p>
-    <w:p>
-      <w:pPr>
-        <w:spacing w:before="0" w:after="110" w:line="300" w:lineRule="auto"/>
-      </w:pPr>
-      <w:r>
-        <w:rPr>
-          <w:rFonts w:ascii="Times New Roman" w:hAnsi="Times New Roman" w:eastAsia="Malgun Gothic"/>
-          <w:b/>
-          <w:i w:val="0"/>
-          <w:sz w:val="22"/>
-        </w:rPr>
-        <w:t xml:space="preserve">Кирилл: </w:t>
-      </w:r>
-      <w:r>
-        <w:rPr>
-          <w:rFonts w:ascii="Times New Roman" w:hAnsi="Times New Roman" w:eastAsia="Malgun Gothic"/>
-          <w:b w:val="0"/>
-          <w:i w:val="0"/>
-          <w:sz w:val="22"/>
-        </w:rPr>
-        <w:t>Мы построили службу прозрачности на принципе, что институты важнее любого отдельного кризиса. Перенос выборов из соображений безопасности — это ровно та логика, что подрывает этот принцип изнутри.</w:t>
-      </w:r>
-    </w:p>
-    <w:p>
-      <w:pPr>
-        <w:spacing w:before="0" w:after="110" w:line="300" w:lineRule="auto"/>
-      </w:pPr>
-      <w:r>
-        <w:rPr>
-          <w:rFonts w:ascii="Times New Roman" w:hAnsi="Times New Roman" w:eastAsia="Malgun Gothic"/>
-          <w:b/>
-          <w:i w:val="0"/>
-          <w:sz w:val="22"/>
-        </w:rPr>
-        <w:t xml:space="preserve">Настя: </w:t>
-      </w:r>
-      <w:r>
-        <w:rPr>
-          <w:rFonts w:ascii="Times New Roman" w:hAnsi="Times New Roman" w:eastAsia="Malgun Gothic"/>
-          <w:b w:val="0"/>
-          <w:i w:val="0"/>
-          <w:sz w:val="22"/>
-        </w:rPr>
-        <w:t>Добавлю — рынки и инвесторы реагируют на подобные шаги хуже, чем на сам пограничный конфликт. Нарушение избирательного календаря читается как признак нестабильности власти, не стабильности.</w:t>
-      </w:r>
-    </w:p>
-    <w:p>
-      <w:pPr>
-        <w:spacing w:before="0" w:after="110" w:line="300" w:lineRule="auto"/>
-      </w:pPr>
-      <w:r>
-        <w:rPr>
-          <w:rFonts w:ascii="Times New Roman" w:hAnsi="Times New Roman" w:eastAsia="Malgun Gothic"/>
-          <w:b/>
-          <w:i w:val="0"/>
-          <w:sz w:val="22"/>
-        </w:rPr>
-        <w:t xml:space="preserve">Лёша: </w:t>
-      </w:r>
-      <w:r>
-        <w:rPr>
-          <w:rFonts w:ascii="Times New Roman" w:hAnsi="Times New Roman" w:eastAsia="Malgun Gothic"/>
-          <w:b w:val="0"/>
-          <w:i w:val="0"/>
-          <w:sz w:val="22"/>
-        </w:rPr>
-        <w:t>То есть перенос может ухудшить именно то, ради чего его предлагают?</w:t>
-      </w:r>
-    </w:p>
-    <w:p>
-      <w:pPr>
-        <w:spacing w:before="0" w:after="110" w:line="300" w:lineRule="auto"/>
-      </w:pPr>
-      <w:r>
-        <w:rPr>
-          <w:rFonts w:ascii="Times New Roman" w:hAnsi="Times New Roman" w:eastAsia="Malgun Gothic"/>
-          <w:b/>
-          <w:i w:val="0"/>
-          <w:sz w:val="22"/>
-        </w:rPr>
-        <w:t xml:space="preserve">Настя: </w:t>
-      </w:r>
-      <w:r>
-        <w:rPr>
-          <w:rFonts w:ascii="Times New Roman" w:hAnsi="Times New Roman" w:eastAsia="Malgun Gothic"/>
-          <w:b w:val="0"/>
-          <w:i w:val="0"/>
-          <w:sz w:val="22"/>
-        </w:rPr>
-        <w:t>Именно так, Алексей Николаевич.</w:t>
-      </w:r>
-    </w:p>
-    <w:p>
-      <w:pPr>
-        <w:spacing w:before="0" w:after="110" w:line="300" w:lineRule="auto"/>
-      </w:pPr>
-      <w:r>
-        <w:rPr>
-          <w:rFonts w:ascii="Times New Roman" w:hAnsi="Times New Roman" w:eastAsia="Malgun Gothic"/>
-          <w:b/>
-          <w:i w:val="0"/>
-          <w:sz w:val="22"/>
-        </w:rPr>
-        <w:t xml:space="preserve">Кирилл: </w:t>
-      </w:r>
-      <w:r>
-        <w:rPr>
-          <w:rFonts w:ascii="Times New Roman" w:hAnsi="Times New Roman" w:eastAsia="Malgun Gothic"/>
-          <w:b w:val="0"/>
-          <w:i w:val="0"/>
-          <w:sz w:val="22"/>
-        </w:rPr>
-        <w:t>Есть ещё аргумент, менее очевидный. Каждая структура, которую мы проверяли за эти годы — компании, министерства, регионы — рушилась не от одного большого нарушения, а от серии маленьких, каждое из которых казалось оправданным в моменте.</w:t>
-      </w:r>
-    </w:p>
-    <w:p>
-      <w:pPr>
-        <w:spacing w:before="0" w:after="110" w:line="300" w:lineRule="auto"/>
-      </w:pPr>
-      <w:r>
-        <w:rPr>
-          <w:rFonts w:ascii="Times New Roman" w:hAnsi="Times New Roman" w:eastAsia="Malgun Gothic"/>
-          <w:b/>
-          <w:i w:val="0"/>
-          <w:sz w:val="22"/>
-        </w:rPr>
-        <w:t xml:space="preserve">Настя: </w:t>
-      </w:r>
-      <w:r>
-        <w:rPr>
-          <w:rFonts w:ascii="Times New Roman" w:hAnsi="Times New Roman" w:eastAsia="Malgun Gothic"/>
-          <w:b w:val="0"/>
-          <w:i w:val="0"/>
-          <w:sz w:val="22"/>
-        </w:rPr>
-        <w:t>Перенос выборов — именно такое маленькое нарушение. Оправданное сегодня. Опасное в перспективе десяти лет.</w:t>
-      </w:r>
-    </w:p>
-    <w:p>
-      <w:pPr>
-        <w:spacing w:before="0" w:after="110" w:line="300" w:lineRule="auto"/>
-      </w:pPr>
-      <w:r>
-        <w:rPr>
-          <w:rFonts w:ascii="Times New Roman" w:hAnsi="Times New Roman" w:eastAsia="Malgun Gothic"/>
-          <w:b/>
-          <w:i w:val="0"/>
-          <w:sz w:val="22"/>
-        </w:rPr>
-        <w:t xml:space="preserve">Радищев: </w:t>
-      </w:r>
-      <w:r>
-        <w:rPr>
-          <w:rFonts w:ascii="Times New Roman" w:hAnsi="Times New Roman" w:eastAsia="Malgun Gothic"/>
-          <w:b w:val="0"/>
-          <w:i w:val="0"/>
-          <w:sz w:val="22"/>
-        </w:rPr>
-        <w:t>Вы говорите как аудиторы, а не как люди, отвечающие за безопасность границы.</w:t>
-      </w:r>
-    </w:p>
-    <w:p>
-      <w:pPr>
-        <w:spacing w:before="0" w:after="110" w:line="300" w:lineRule="auto"/>
-      </w:pPr>
-      <w:r>
-        <w:rPr>
-          <w:rFonts w:ascii="Times New Roman" w:hAnsi="Times New Roman" w:eastAsia="Malgun Gothic"/>
-          <w:b/>
-          <w:i w:val="0"/>
-          <w:sz w:val="22"/>
-        </w:rPr>
-        <w:t xml:space="preserve">Кирилл: </w:t>
-      </w:r>
-      <w:r>
-        <w:rPr>
-          <w:rFonts w:ascii="Times New Roman" w:hAnsi="Times New Roman" w:eastAsia="Malgun Gothic"/>
-          <w:b w:val="0"/>
-          <w:i w:val="0"/>
-          <w:sz w:val="22"/>
-        </w:rPr>
-        <w:t>Мы и есть аудиторы, Борис Игоревич. Наша работа — видеть закономерности, которые не всегда видны изнутри кризиса.</w:t>
-      </w:r>
-    </w:p>
-    <w:p>
-      <w:pPr>
-        <w:spacing w:before="0" w:after="110" w:line="300" w:lineRule="auto"/>
-      </w:pPr>
-      <w:r>
-        <w:rPr>
-          <w:rFonts w:ascii="Times New Roman" w:hAnsi="Times New Roman" w:eastAsia="Malgun Gothic"/>
-          <w:b/>
-          <w:i w:val="0"/>
-          <w:sz w:val="22"/>
-        </w:rPr>
-        <w:t xml:space="preserve">Катя: </w:t>
-      </w:r>
-      <w:r>
-        <w:rPr>
-          <w:rFonts w:ascii="Times New Roman" w:hAnsi="Times New Roman" w:eastAsia="Malgun Gothic"/>
-          <w:b w:val="0"/>
-          <w:i w:val="0"/>
-          <w:sz w:val="22"/>
-        </w:rPr>
-        <w:t>Есть у вас данные о том, как подобные переносы заканчивались в других странах?</w:t>
-      </w:r>
-    </w:p>
-    <w:p>
-      <w:pPr>
-        <w:spacing w:before="0" w:after="110" w:line="300" w:lineRule="auto"/>
-      </w:pPr>
-      <w:r>
-        <w:rPr>
-          <w:rFonts w:ascii="Times New Roman" w:hAnsi="Times New Roman" w:eastAsia="Malgun Gothic"/>
-          <w:b/>
-          <w:i w:val="0"/>
-          <w:sz w:val="22"/>
-        </w:rPr>
-        <w:t xml:space="preserve">Настя: </w:t>
-      </w:r>
-      <w:r>
-        <w:rPr>
-          <w:rFonts w:ascii="Times New Roman" w:hAnsi="Times New Roman" w:eastAsia="Malgun Gothic"/>
-          <w:b w:val="0"/>
-          <w:i w:val="0"/>
-          <w:sz w:val="22"/>
-        </w:rPr>
-        <w:t>Есть. В подавляющем большинстве случаев первый перенос становился прецедентом для второго, третьего, и так далее, пока сам институт выборов не разрушался полностью.</w:t>
-      </w:r>
-    </w:p>
-    <w:p>
-      <w:pPr>
-        <w:spacing w:before="0" w:after="110" w:line="300" w:lineRule="auto"/>
-      </w:pPr>
-      <w:r>
-        <w:rPr>
-          <w:rFonts w:ascii="Times New Roman" w:hAnsi="Times New Roman" w:eastAsia="Malgun Gothic"/>
-          <w:b/>
-          <w:i w:val="0"/>
-          <w:sz w:val="22"/>
-        </w:rPr>
-        <w:t xml:space="preserve">Лёша: </w:t>
-      </w:r>
-      <w:r>
-        <w:rPr>
-          <w:rFonts w:ascii="Times New Roman" w:hAnsi="Times New Roman" w:eastAsia="Malgun Gothic"/>
-          <w:b w:val="0"/>
-          <w:i w:val="0"/>
-          <w:sz w:val="22"/>
-        </w:rPr>
-        <w:t>Обнадёживающая статистика.</w:t>
-      </w:r>
-    </w:p>
-    <w:p>
-      <w:pPr>
-        <w:spacing w:before="0" w:after="110" w:line="300" w:lineRule="auto"/>
-      </w:pPr>
-      <w:r>
-        <w:rPr>
-          <w:rFonts w:ascii="Times New Roman" w:hAnsi="Times New Roman" w:eastAsia="Malgun Gothic"/>
-          <w:b/>
-          <w:i w:val="0"/>
-          <w:sz w:val="22"/>
-        </w:rPr>
-        <w:t xml:space="preserve">Настя: </w:t>
-      </w:r>
-      <w:r>
-        <w:rPr>
-          <w:rFonts w:ascii="Times New Roman" w:hAnsi="Times New Roman" w:eastAsia="Malgun Gothic"/>
-          <w:b w:val="0"/>
-          <w:i w:val="0"/>
-          <w:sz w:val="22"/>
-        </w:rPr>
-        <w:t>Не обнадёживающая, зато честная, Алексей Николаевич.</w:t>
-      </w:r>
-    </w:p>
-    <w:p>
-      <w:pPr>
-        <w:keepNext/>
-        <w:spacing w:before="320" w:after="140"/>
-      </w:pPr>
-      <w:r>
-        <w:rPr>
-          <w:rFonts w:ascii="Times New Roman" w:hAnsi="Times New Roman" w:eastAsia="Malgun Gothic"/>
-          <w:b/>
-          <w:i w:val="0"/>
-          <w:color w:val="1F3864"/>
-          <w:sz w:val="26"/>
-        </w:rPr>
-        <w:t>장면 5 — 료샤의 고뇌</w:t>
-      </w:r>
-    </w:p>
-    <w:p>
-      <w:pPr>
-        <w:spacing w:before="0" w:after="110" w:line="300" w:lineRule="auto"/>
-      </w:pPr>
-      <w:r>
-        <w:rPr>
-          <w:rFonts w:ascii="Times New Roman" w:hAnsi="Times New Roman" w:eastAsia="Malgun Gothic"/>
-          <w:b/>
-          <w:i w:val="0"/>
-          <w:sz w:val="22"/>
-        </w:rPr>
-        <w:t xml:space="preserve">Лёша: </w:t>
-      </w:r>
       <w:r>
         <w:rPr>
           <w:rFonts w:ascii="Times New Roman" w:hAnsi="Times New Roman" w:eastAsia="Malgun Gothic"/>
@@ -1579,16 +1347,7 @@
           <w:color w:val="555555"/>
           <w:sz w:val="22"/>
         </w:rPr>
-        <w:t>(один, после совещания)</w:t>
-      </w:r>
-      <w:r>
-        <w:rPr>
-          <w:rFonts w:ascii="Times New Roman" w:hAnsi="Times New Roman" w:eastAsia="Malgun Gothic"/>
-          <w:b w:val="0"/>
-          <w:i w:val="0"/>
-          <w:sz w:val="22"/>
-        </w:rPr>
-        <w:t xml:space="preserve"> У Достоевского Великий инквизитор говорит: «нет у человека заботы мучительнее, как найти того, кому бы передать поскорее тот дар свободы, с которым это несчастное существо рождается».</w:t>
+        <w:t>(вечером того же дня, в кабинете включён телевизор; на экране — Артём Ковальчук на фоне эмблемы «Спокойной страны»)</w:t>
       </w:r>
     </w:p>
     <w:p>
@@ -1602,7 +1361,7 @@
           <w:i w:val="0"/>
           <w:sz w:val="22"/>
         </w:rPr>
-        <w:t xml:space="preserve">Лёша: </w:t>
+        <w:t xml:space="preserve">Ковальчук: </w:t>
       </w:r>
       <w:r>
         <w:rPr>
@@ -1612,7 +1371,7 @@
           <w:color w:val="555555"/>
           <w:sz w:val="22"/>
         </w:rPr>
-        <w:t>(себе)</w:t>
+        <w:t>(на экране)</w:t>
       </w:r>
       <w:r>
         <w:rPr>
@@ -1621,7 +1380,7 @@
           <w:i w:val="0"/>
           <w:sz w:val="22"/>
         </w:rPr>
-        <w:t xml:space="preserve"> Радищев предлагает мне стать этим «кем-то». Снять с людей тяжесть выбора на три месяца. Так просто. Так разумно на бумаге.</w:t>
+        <w:t xml:space="preserve"> Меня трудно заподозрить в симпатиях к президенту Орлову. Четыре месяца назад я проиграл ему выборы и до сих пор считаю, что многое он делает слишком резко.</w:t>
       </w:r>
     </w:p>
     <w:p>
@@ -1635,30 +1394,7 @@
           <w:i w:val="0"/>
           <w:sz w:val="22"/>
         </w:rPr>
-        <w:t xml:space="preserve">Лёша: </w:t>
-      </w:r>
-      <w:r>
-        <w:rPr>
-          <w:rFonts w:ascii="Times New Roman" w:hAnsi="Times New Roman" w:eastAsia="Malgun Gothic"/>
-          <w:b w:val="0"/>
-          <w:i w:val="0"/>
-          <w:sz w:val="22"/>
-        </w:rPr>
-        <w:t>Но что будет через три месяца? Ещё одна причина, ещё один перенос?</w:t>
-      </w:r>
-    </w:p>
-    <w:p>
-      <w:pPr>
-        <w:spacing w:before="0" w:after="110" w:line="300" w:lineRule="auto"/>
-      </w:pPr>
-      <w:r>
-        <w:rPr>
-          <w:rFonts w:ascii="Times New Roman" w:hAnsi="Times New Roman" w:eastAsia="Malgun Gothic"/>
-          <w:b/>
-          <w:i w:val="0"/>
-          <w:sz w:val="22"/>
-        </w:rPr>
-        <w:t xml:space="preserve">Лёша: </w:t>
+        <w:t xml:space="preserve">Ковальчук: </w:t>
       </w:r>
       <w:r>
         <w:rPr>
@@ -1668,7 +1404,7 @@
           <w:color w:val="555555"/>
           <w:sz w:val="22"/>
         </w:rPr>
-        <w:t>(листая старые записи Быкова)</w:t>
+        <w:t>(на экране)</w:t>
       </w:r>
       <w:r>
         <w:rPr>
@@ -1677,7 +1413,7 @@
           <w:i w:val="0"/>
           <w:sz w:val="22"/>
         </w:rPr>
-        <w:t xml:space="preserve"> Вы бы, наверное, сказали мне сейчас что-то простое. «Не начинай, Алексей». Вы всегда умели свести сложные вещи к простым правилам.</w:t>
+        <w:t xml:space="preserve"> Сегодня в кулуарах говорят, что перенос выборов в Думу выгоден и моей партии: лишние три месяца, чтобы окрепнуть. Отвечу сразу. «Спокойная страна» голосует против переноса.</w:t>
       </w:r>
     </w:p>
     <w:p>
@@ -1691,30 +1427,7 @@
           <w:i w:val="0"/>
           <w:sz w:val="22"/>
         </w:rPr>
-        <w:t xml:space="preserve">Лёша: </w:t>
-      </w:r>
-      <w:r>
-        <w:rPr>
-          <w:rFonts w:ascii="Times New Roman" w:hAnsi="Times New Roman" w:eastAsia="Malgun Gothic"/>
-          <w:b w:val="0"/>
-          <w:i w:val="0"/>
-          <w:sz w:val="22"/>
-        </w:rPr>
-        <w:t>Проблема в том, что простые правила труднее всего соблюдать именно тогда, когда обстоятельства кажутся сложными.</w:t>
-      </w:r>
-    </w:p>
-    <w:p>
-      <w:pPr>
-        <w:spacing w:before="0" w:after="110" w:line="300" w:lineRule="auto"/>
-      </w:pPr>
-      <w:r>
-        <w:rPr>
-          <w:rFonts w:ascii="Times New Roman" w:hAnsi="Times New Roman" w:eastAsia="Malgun Gothic"/>
-          <w:b/>
-          <w:i w:val="0"/>
-          <w:sz w:val="22"/>
-        </w:rPr>
-        <w:t xml:space="preserve">Лёша: </w:t>
+        <w:t xml:space="preserve">Ковальчук: </w:t>
       </w:r>
       <w:r>
         <w:rPr>
@@ -1724,7 +1437,7 @@
           <w:color w:val="555555"/>
           <w:sz w:val="22"/>
         </w:rPr>
-        <w:t>(себе, тише)</w:t>
+        <w:t>(на экране)</w:t>
       </w:r>
       <w:r>
         <w:rPr>
@@ -1733,7 +1446,7 @@
           <w:i w:val="0"/>
           <w:sz w:val="22"/>
         </w:rPr>
-        <w:t xml:space="preserve"> Изольда Тимофеевна тоже бы что-то сказала. Что-то резкое, честное, без обиняков.</w:t>
+        <w:t xml:space="preserve"> Я говорил людям: вам нужно выдохнуть. Выдохнуть — не значит замолчать. Спокойная страна — это та, где выборы проходят в срок, даже когда страшно. Особенно когда страшно.</w:t>
       </w:r>
     </w:p>
     <w:p>
@@ -1747,30 +1460,7 @@
           <w:i w:val="0"/>
           <w:sz w:val="22"/>
         </w:rPr>
-        <w:t xml:space="preserve">Лёша: </w:t>
-      </w:r>
-      <w:r>
-        <w:rPr>
-          <w:rFonts w:ascii="Times New Roman" w:hAnsi="Times New Roman" w:eastAsia="Malgun Gothic"/>
-          <w:b w:val="0"/>
-          <w:i w:val="0"/>
-          <w:sz w:val="22"/>
-        </w:rPr>
-        <w:t>Наверное, спросила бы: «Кому вы служите этим решением, Алексей Николаевич? Стране или собственному спокойствию?»</w:t>
-      </w:r>
-    </w:p>
-    <w:p>
-      <w:pPr>
-        <w:spacing w:before="0" w:after="110" w:line="300" w:lineRule="auto"/>
-      </w:pPr>
-      <w:r>
-        <w:rPr>
-          <w:rFonts w:ascii="Times New Roman" w:hAnsi="Times New Roman" w:eastAsia="Malgun Gothic"/>
-          <w:b/>
-          <w:i w:val="0"/>
-          <w:sz w:val="22"/>
-        </w:rPr>
-        <w:t xml:space="preserve">Ирина: </w:t>
+        <w:t xml:space="preserve">Ковальчук: </w:t>
       </w:r>
       <w:r>
         <w:rPr>
@@ -1780,7 +1470,7 @@
           <w:color w:val="555555"/>
           <w:sz w:val="22"/>
         </w:rPr>
-        <w:t>(входя)</w:t>
+        <w:t>(на экране)</w:t>
       </w:r>
       <w:r>
         <w:rPr>
@@ -1789,7 +1479,7 @@
           <w:i w:val="0"/>
           <w:sz w:val="22"/>
         </w:rPr>
-        <w:t xml:space="preserve"> Приняли решение?</w:t>
+        <w:t xml:space="preserve"> И признаю честно: на дебатах я сам говорил о «временном расширении полномочий». Тогда мне это писали чужие люди. Сегодня я понимаю, куда ведут такие слова.</w:t>
       </w:r>
     </w:p>
     <w:p>
@@ -1803,7 +1493,7 @@
           <w:i w:val="0"/>
           <w:sz w:val="22"/>
         </w:rPr>
-        <w:t xml:space="preserve">Лёша: </w:t>
+        <w:t xml:space="preserve">Радищев: </w:t>
       </w:r>
       <w:r>
         <w:rPr>
@@ -1812,7 +1502,7 @@
           <w:i w:val="0"/>
           <w:sz w:val="22"/>
         </w:rPr>
-        <w:t>Почти.</w:t>
+        <w:t>Популизм. Он просто набирает очки на чужом кризисе.</w:t>
       </w:r>
     </w:p>
     <w:p>
@@ -1835,7 +1525,7 @@
           <w:i w:val="0"/>
           <w:sz w:val="22"/>
         </w:rPr>
-        <w:t>Могу я сказать ещё одну вещь, прежде чем вы решите окончательно?</w:t>
+        <w:t>Может быть. Но впервые за много месяцев оппозиция набирает очки на защите конституции, а не на её обходе. Я бы не жаловалась, Борис Игоревич.</w:t>
       </w:r>
     </w:p>
     <w:p>
@@ -1849,7 +1539,7 @@
           <w:i w:val="0"/>
           <w:sz w:val="22"/>
         </w:rPr>
-        <w:t xml:space="preserve">Лёша: </w:t>
+        <w:t xml:space="preserve">Гребенщиков: </w:t>
       </w:r>
       <w:r>
         <w:rPr>
@@ -1858,7 +1548,7 @@
           <w:i w:val="0"/>
           <w:sz w:val="22"/>
         </w:rPr>
-        <w:t>Конечно.</w:t>
+        <w:t>Признаю, этого я не ожидал. Он мог молча дождаться, пока мы сами себя закопаем.</w:t>
       </w:r>
     </w:p>
     <w:p>
@@ -1872,6 +1562,52 @@
           <w:i w:val="0"/>
           <w:sz w:val="22"/>
         </w:rPr>
+        <w:t xml:space="preserve">Катя: </w:t>
+      </w:r>
+      <w:r>
+        <w:rPr>
+          <w:rFonts w:ascii="Times New Roman" w:hAnsi="Times New Roman" w:eastAsia="Malgun Gothic"/>
+          <w:b w:val="0"/>
+          <w:i w:val="0"/>
+          <w:sz w:val="22"/>
+        </w:rPr>
+        <w:t>Когда власть и оппозиция вдруг говорят одно и то же — это либо очень хороший знак, либо очень плохой. Алексей Николаевич, позвонить ему?</w:t>
+      </w:r>
+    </w:p>
+    <w:p>
+      <w:pPr>
+        <w:spacing w:before="0" w:after="110" w:line="300" w:lineRule="auto"/>
+      </w:pPr>
+      <w:r>
+        <w:rPr>
+          <w:rFonts w:ascii="Times New Roman" w:hAnsi="Times New Roman" w:eastAsia="Malgun Gothic"/>
+          <w:b/>
+          <w:i w:val="0"/>
+          <w:sz w:val="22"/>
+        </w:rPr>
+        <w:t xml:space="preserve">Лёша: </w:t>
+      </w:r>
+      <w:r>
+        <w:rPr>
+          <w:rFonts w:ascii="Times New Roman" w:hAnsi="Times New Roman" w:eastAsia="Malgun Gothic"/>
+          <w:b w:val="0"/>
+          <w:i w:val="0"/>
+          <w:sz w:val="22"/>
+        </w:rPr>
+        <w:t>Нет, Катя. Если я ему позвоню, завтра скажут, что мы договорились. Пусть это останется его позицией, а не нашей.</w:t>
+      </w:r>
+    </w:p>
+    <w:p>
+      <w:pPr>
+        <w:spacing w:before="0" w:after="110" w:line="300" w:lineRule="auto"/>
+      </w:pPr>
+      <w:r>
+        <w:rPr>
+          <w:rFonts w:ascii="Times New Roman" w:hAnsi="Times New Roman" w:eastAsia="Malgun Gothic"/>
+          <w:b/>
+          <w:i w:val="0"/>
+          <w:sz w:val="22"/>
+        </w:rPr>
         <w:t xml:space="preserve">Ирина: </w:t>
       </w:r>
       <w:r>
@@ -1881,7 +1617,7 @@
           <w:i w:val="0"/>
           <w:sz w:val="22"/>
         </w:rPr>
-        <w:t>Чехов писал, что нужно по капле выдавливать из себя раба. Страна выдавливала эту каплю пять лет, через смерти, через предательства, через огромную цену. Не позволяйте одному трудному кварталу вернуть эту каплю обратно.</w:t>
+        <w:t>Честно проигравший, как выясняется, умеет и честно спорить.</w:t>
       </w:r>
     </w:p>
     <w:p>
@@ -1905,7 +1641,7 @@
           <w:color w:val="555555"/>
           <w:sz w:val="22"/>
         </w:rPr>
-        <w:t>(долгая пауза)</w:t>
+        <w:t>(глядя на погасший экран)</w:t>
       </w:r>
       <w:r>
         <w:rPr>
@@ -1914,7 +1650,7 @@
           <w:i w:val="0"/>
           <w:sz w:val="22"/>
         </w:rPr>
-        <w:t xml:space="preserve"> Не позволю.</w:t>
+        <w:t xml:space="preserve"> Он тогда сказал мне: «Удачи со вторым сроком. Она вам понадобится». Не думал, что он станет частью этой удачи.</w:t>
       </w:r>
     </w:p>
     <w:p>
@@ -1930,7 +1666,7 @@
           <w:color w:val="1F3864"/>
           <w:sz w:val="26"/>
         </w:rPr>
-        <w:t>장면 6 — 결정</w:t>
+        <w:t>장면 5 — 컨설턴트 팀의 제도적 관점</w:t>
       </w:r>
     </w:p>
     <w:p>
@@ -1944,7 +1680,398 @@
           <w:i w:val="0"/>
           <w:sz w:val="22"/>
         </w:rPr>
+        <w:t xml:space="preserve">Кирилл: </w:t>
+      </w:r>
+      <w:r>
+        <w:rPr>
+          <w:rFonts w:ascii="Times New Roman" w:hAnsi="Times New Roman" w:eastAsia="Malgun Gothic"/>
+          <w:b w:val="0"/>
+          <w:i w:val="0"/>
+          <w:sz w:val="22"/>
+        </w:rPr>
+        <w:t>Алексей Николаевич, если позволите профессиональное наблюдение.</w:t>
+      </w:r>
+    </w:p>
+    <w:p>
+      <w:pPr>
+        <w:spacing w:before="0" w:after="110" w:line="300" w:lineRule="auto"/>
+      </w:pPr>
+      <w:r>
+        <w:rPr>
+          <w:rFonts w:ascii="Times New Roman" w:hAnsi="Times New Roman" w:eastAsia="Malgun Gothic"/>
+          <w:b/>
+          <w:i w:val="0"/>
+          <w:sz w:val="22"/>
+        </w:rPr>
         <w:t xml:space="preserve">Лёша: </w:t>
+      </w:r>
+      <w:r>
+        <w:rPr>
+          <w:rFonts w:ascii="Times New Roman" w:hAnsi="Times New Roman" w:eastAsia="Malgun Gothic"/>
+          <w:b w:val="0"/>
+          <w:i w:val="0"/>
+          <w:sz w:val="22"/>
+        </w:rPr>
+        <w:t>Слушаю, Кирилл Андреевич.</w:t>
+      </w:r>
+    </w:p>
+    <w:p>
+      <w:pPr>
+        <w:spacing w:before="0" w:after="110" w:line="300" w:lineRule="auto"/>
+      </w:pPr>
+      <w:r>
+        <w:rPr>
+          <w:rFonts w:ascii="Times New Roman" w:hAnsi="Times New Roman" w:eastAsia="Malgun Gothic"/>
+          <w:b/>
+          <w:i w:val="0"/>
+          <w:sz w:val="22"/>
+        </w:rPr>
+        <w:t xml:space="preserve">Кирилл: </w:t>
+      </w:r>
+      <w:r>
+        <w:rPr>
+          <w:rFonts w:ascii="Times New Roman" w:hAnsi="Times New Roman" w:eastAsia="Malgun Gothic"/>
+          <w:b w:val="0"/>
+          <w:i w:val="0"/>
+          <w:sz w:val="22"/>
+        </w:rPr>
+        <w:t>Мы построили службу прозрачности на принципе, что институты важнее любого отдельного кризиса. Перенос выборов из соображений безопасности — это ровно та логика, что подрывает этот принцип изнутри.</w:t>
+      </w:r>
+    </w:p>
+    <w:p>
+      <w:pPr>
+        <w:spacing w:before="0" w:after="110" w:line="300" w:lineRule="auto"/>
+      </w:pPr>
+      <w:r>
+        <w:rPr>
+          <w:rFonts w:ascii="Times New Roman" w:hAnsi="Times New Roman" w:eastAsia="Malgun Gothic"/>
+          <w:b/>
+          <w:i w:val="0"/>
+          <w:sz w:val="22"/>
+        </w:rPr>
+        <w:t xml:space="preserve">Настя: </w:t>
+      </w:r>
+      <w:r>
+        <w:rPr>
+          <w:rFonts w:ascii="Times New Roman" w:hAnsi="Times New Roman" w:eastAsia="Malgun Gothic"/>
+          <w:b w:val="0"/>
+          <w:i w:val="0"/>
+          <w:sz w:val="22"/>
+        </w:rPr>
+        <w:t>Добавлю — рынки и инвесторы реагируют на подобные шаги хуже, чем на сам пограничный конфликт. Нарушение избирательного календаря читается как признак нестабильности власти, не стабильности.</w:t>
+      </w:r>
+    </w:p>
+    <w:p>
+      <w:pPr>
+        <w:spacing w:before="0" w:after="110" w:line="300" w:lineRule="auto"/>
+      </w:pPr>
+      <w:r>
+        <w:rPr>
+          <w:rFonts w:ascii="Times New Roman" w:hAnsi="Times New Roman" w:eastAsia="Malgun Gothic"/>
+          <w:b/>
+          <w:i w:val="0"/>
+          <w:sz w:val="22"/>
+        </w:rPr>
+        <w:t xml:space="preserve">Лёша: </w:t>
+      </w:r>
+      <w:r>
+        <w:rPr>
+          <w:rFonts w:ascii="Times New Roman" w:hAnsi="Times New Roman" w:eastAsia="Malgun Gothic"/>
+          <w:b w:val="0"/>
+          <w:i w:val="0"/>
+          <w:sz w:val="22"/>
+        </w:rPr>
+        <w:t>То есть перенос может ухудшить именно то, ради чего его предлагают?</w:t>
+      </w:r>
+    </w:p>
+    <w:p>
+      <w:pPr>
+        <w:spacing w:before="0" w:after="110" w:line="300" w:lineRule="auto"/>
+      </w:pPr>
+      <w:r>
+        <w:rPr>
+          <w:rFonts w:ascii="Times New Roman" w:hAnsi="Times New Roman" w:eastAsia="Malgun Gothic"/>
+          <w:b/>
+          <w:i w:val="0"/>
+          <w:sz w:val="22"/>
+        </w:rPr>
+        <w:t xml:space="preserve">Настя: </w:t>
+      </w:r>
+      <w:r>
+        <w:rPr>
+          <w:rFonts w:ascii="Times New Roman" w:hAnsi="Times New Roman" w:eastAsia="Malgun Gothic"/>
+          <w:b w:val="0"/>
+          <w:i w:val="0"/>
+          <w:sz w:val="22"/>
+        </w:rPr>
+        <w:t>Именно так, Алексей Николаевич.</w:t>
+      </w:r>
+    </w:p>
+    <w:p>
+      <w:pPr>
+        <w:spacing w:before="0" w:after="110" w:line="300" w:lineRule="auto"/>
+      </w:pPr>
+      <w:r>
+        <w:rPr>
+          <w:rFonts w:ascii="Times New Roman" w:hAnsi="Times New Roman" w:eastAsia="Malgun Gothic"/>
+          <w:b/>
+          <w:i w:val="0"/>
+          <w:sz w:val="22"/>
+        </w:rPr>
+        <w:t xml:space="preserve">Кирилл: </w:t>
+      </w:r>
+      <w:r>
+        <w:rPr>
+          <w:rFonts w:ascii="Times New Roman" w:hAnsi="Times New Roman" w:eastAsia="Malgun Gothic"/>
+          <w:b w:val="0"/>
+          <w:i w:val="0"/>
+          <w:sz w:val="22"/>
+        </w:rPr>
+        <w:t>Есть ещё аргумент, менее очевидный. Каждая структура, которую мы проверяли за эти годы — компании, министерства, регионы — рушилась не от одного большого нарушения, а от серии маленьких, каждое из которых казалось оправданным в моменте.</w:t>
+      </w:r>
+    </w:p>
+    <w:p>
+      <w:pPr>
+        <w:spacing w:before="0" w:after="110" w:line="300" w:lineRule="auto"/>
+      </w:pPr>
+      <w:r>
+        <w:rPr>
+          <w:rFonts w:ascii="Times New Roman" w:hAnsi="Times New Roman" w:eastAsia="Malgun Gothic"/>
+          <w:b/>
+          <w:i w:val="0"/>
+          <w:sz w:val="22"/>
+        </w:rPr>
+        <w:t xml:space="preserve">Настя: </w:t>
+      </w:r>
+      <w:r>
+        <w:rPr>
+          <w:rFonts w:ascii="Times New Roman" w:hAnsi="Times New Roman" w:eastAsia="Malgun Gothic"/>
+          <w:b w:val="0"/>
+          <w:i w:val="0"/>
+          <w:sz w:val="22"/>
+        </w:rPr>
+        <w:t>Перенос выборов — именно такое маленькое нарушение. Оправданное сегодня. Опасное в перспективе десяти лет.</w:t>
+      </w:r>
+    </w:p>
+    <w:p>
+      <w:pPr>
+        <w:spacing w:before="0" w:after="110" w:line="300" w:lineRule="auto"/>
+      </w:pPr>
+      <w:r>
+        <w:rPr>
+          <w:rFonts w:ascii="Times New Roman" w:hAnsi="Times New Roman" w:eastAsia="Malgun Gothic"/>
+          <w:b/>
+          <w:i w:val="0"/>
+          <w:sz w:val="22"/>
+        </w:rPr>
+        <w:t xml:space="preserve">Радищев: </w:t>
+      </w:r>
+      <w:r>
+        <w:rPr>
+          <w:rFonts w:ascii="Times New Roman" w:hAnsi="Times New Roman" w:eastAsia="Malgun Gothic"/>
+          <w:b w:val="0"/>
+          <w:i w:val="0"/>
+          <w:sz w:val="22"/>
+        </w:rPr>
+        <w:t>Вы говорите как аудиторы, а не как люди, отвечающие за безопасность границы.</w:t>
+      </w:r>
+    </w:p>
+    <w:p>
+      <w:pPr>
+        <w:spacing w:before="0" w:after="110" w:line="300" w:lineRule="auto"/>
+      </w:pPr>
+      <w:r>
+        <w:rPr>
+          <w:rFonts w:ascii="Times New Roman" w:hAnsi="Times New Roman" w:eastAsia="Malgun Gothic"/>
+          <w:b/>
+          <w:i w:val="0"/>
+          <w:sz w:val="22"/>
+        </w:rPr>
+        <w:t xml:space="preserve">Кирилл: </w:t>
+      </w:r>
+      <w:r>
+        <w:rPr>
+          <w:rFonts w:ascii="Times New Roman" w:hAnsi="Times New Roman" w:eastAsia="Malgun Gothic"/>
+          <w:b w:val="0"/>
+          <w:i w:val="0"/>
+          <w:sz w:val="22"/>
+        </w:rPr>
+        <w:t>Мы и есть аудиторы, Борис Игоревич. Наша работа — видеть закономерности, которые не всегда видны изнутри кризиса.</w:t>
+      </w:r>
+    </w:p>
+    <w:p>
+      <w:pPr>
+        <w:spacing w:before="0" w:after="110" w:line="300" w:lineRule="auto"/>
+      </w:pPr>
+      <w:r>
+        <w:rPr>
+          <w:rFonts w:ascii="Times New Roman" w:hAnsi="Times New Roman" w:eastAsia="Malgun Gothic"/>
+          <w:b/>
+          <w:i w:val="0"/>
+          <w:sz w:val="22"/>
+        </w:rPr>
+        <w:t xml:space="preserve">Катя: </w:t>
+      </w:r>
+      <w:r>
+        <w:rPr>
+          <w:rFonts w:ascii="Times New Roman" w:hAnsi="Times New Roman" w:eastAsia="Malgun Gothic"/>
+          <w:b w:val="0"/>
+          <w:i w:val="0"/>
+          <w:sz w:val="22"/>
+        </w:rPr>
+        <w:t>Есть у вас данные о том, как подобные переносы заканчивались в других странах?</w:t>
+      </w:r>
+    </w:p>
+    <w:p>
+      <w:pPr>
+        <w:spacing w:before="0" w:after="110" w:line="300" w:lineRule="auto"/>
+      </w:pPr>
+      <w:r>
+        <w:rPr>
+          <w:rFonts w:ascii="Times New Roman" w:hAnsi="Times New Roman" w:eastAsia="Malgun Gothic"/>
+          <w:b/>
+          <w:i w:val="0"/>
+          <w:sz w:val="22"/>
+        </w:rPr>
+        <w:t xml:space="preserve">Настя: </w:t>
+      </w:r>
+      <w:r>
+        <w:rPr>
+          <w:rFonts w:ascii="Times New Roman" w:hAnsi="Times New Roman" w:eastAsia="Malgun Gothic"/>
+          <w:b w:val="0"/>
+          <w:i w:val="0"/>
+          <w:sz w:val="22"/>
+        </w:rPr>
+        <w:t>Есть. В подавляющем большинстве случаев первый перенос становился прецедентом для второго, третьего, и так далее, пока сам институт выборов не разрушался полностью.</w:t>
+      </w:r>
+    </w:p>
+    <w:p>
+      <w:pPr>
+        <w:spacing w:before="0" w:after="110" w:line="300" w:lineRule="auto"/>
+      </w:pPr>
+      <w:r>
+        <w:rPr>
+          <w:rFonts w:ascii="Times New Roman" w:hAnsi="Times New Roman" w:eastAsia="Malgun Gothic"/>
+          <w:b/>
+          <w:i w:val="0"/>
+          <w:sz w:val="22"/>
+        </w:rPr>
+        <w:t xml:space="preserve">Лёша: </w:t>
+      </w:r>
+      <w:r>
+        <w:rPr>
+          <w:rFonts w:ascii="Times New Roman" w:hAnsi="Times New Roman" w:eastAsia="Malgun Gothic"/>
+          <w:b w:val="0"/>
+          <w:i w:val="0"/>
+          <w:sz w:val="22"/>
+        </w:rPr>
+        <w:t>Обнадёживающая статистика.</w:t>
+      </w:r>
+    </w:p>
+    <w:p>
+      <w:pPr>
+        <w:spacing w:before="0" w:after="110" w:line="300" w:lineRule="auto"/>
+      </w:pPr>
+      <w:r>
+        <w:rPr>
+          <w:rFonts w:ascii="Times New Roman" w:hAnsi="Times New Roman" w:eastAsia="Malgun Gothic"/>
+          <w:b/>
+          <w:i w:val="0"/>
+          <w:sz w:val="22"/>
+        </w:rPr>
+        <w:t xml:space="preserve">Настя: </w:t>
+      </w:r>
+      <w:r>
+        <w:rPr>
+          <w:rFonts w:ascii="Times New Roman" w:hAnsi="Times New Roman" w:eastAsia="Malgun Gothic"/>
+          <w:b w:val="0"/>
+          <w:i w:val="0"/>
+          <w:sz w:val="22"/>
+        </w:rPr>
+        <w:t>Не обнадёживающая, зато честная, Алексей Николаевич.</w:t>
+      </w:r>
+    </w:p>
+    <w:p>
+      <w:pPr>
+        <w:spacing w:before="0" w:after="110" w:line="300" w:lineRule="auto"/>
+      </w:pPr>
+      <w:r>
+        <w:rPr>
+          <w:rFonts w:ascii="Times New Roman" w:hAnsi="Times New Roman" w:eastAsia="Malgun Gothic"/>
+          <w:b/>
+          <w:i w:val="0"/>
+          <w:sz w:val="22"/>
+        </w:rPr>
+        <w:t xml:space="preserve">Кирилл: </w:t>
+      </w:r>
+      <w:r>
+        <w:rPr>
+          <w:rFonts w:ascii="Times New Roman" w:hAnsi="Times New Roman" w:eastAsia="Malgun Gothic"/>
+          <w:b w:val="0"/>
+          <w:i w:val="0"/>
+          <w:sz w:val="22"/>
+        </w:rPr>
+        <w:t>И ещё одно, чисто практическое. Если выборы переносят, мандаты нынешних депутатов продлеваются. То есть решение о переносе примут люди, которые лично выигрывают от него три месяца власти.</w:t>
+      </w:r>
+    </w:p>
+    <w:p>
+      <w:pPr>
+        <w:spacing w:before="0" w:after="110" w:line="300" w:lineRule="auto"/>
+      </w:pPr>
+      <w:r>
+        <w:rPr>
+          <w:rFonts w:ascii="Times New Roman" w:hAnsi="Times New Roman" w:eastAsia="Malgun Gothic"/>
+          <w:b/>
+          <w:i w:val="0"/>
+          <w:sz w:val="22"/>
+        </w:rPr>
+        <w:t xml:space="preserve">Катя: </w:t>
+      </w:r>
+      <w:r>
+        <w:rPr>
+          <w:rFonts w:ascii="Times New Roman" w:hAnsi="Times New Roman" w:eastAsia="Malgun Gothic"/>
+          <w:b w:val="0"/>
+          <w:i w:val="0"/>
+          <w:sz w:val="22"/>
+        </w:rPr>
+        <w:t>Конфликт интересов в чистом виде.</w:t>
+      </w:r>
+    </w:p>
+    <w:p>
+      <w:pPr>
+        <w:spacing w:before="0" w:after="110" w:line="300" w:lineRule="auto"/>
+      </w:pPr>
+      <w:r>
+        <w:rPr>
+          <w:rFonts w:ascii="Times New Roman" w:hAnsi="Times New Roman" w:eastAsia="Malgun Gothic"/>
+          <w:b/>
+          <w:i w:val="0"/>
+          <w:sz w:val="22"/>
+        </w:rPr>
+        <w:t xml:space="preserve">Настя: </w:t>
+      </w:r>
+      <w:r>
+        <w:rPr>
+          <w:rFonts w:ascii="Times New Roman" w:hAnsi="Times New Roman" w:eastAsia="Malgun Gothic"/>
+          <w:b w:val="0"/>
+          <w:i w:val="0"/>
+          <w:sz w:val="22"/>
+        </w:rPr>
+        <w:t>В самом чистом, какой мы видели. А мы видели многое.</w:t>
+      </w:r>
+    </w:p>
+    <w:p>
+      <w:pPr>
+        <w:spacing w:before="0" w:after="110" w:line="300" w:lineRule="auto"/>
+      </w:pPr>
+      <w:r>
+        <w:rPr>
+          <w:rFonts w:ascii="Times New Roman" w:hAnsi="Times New Roman" w:eastAsia="Malgun Gothic"/>
+          <w:b/>
+          <w:i w:val="0"/>
+          <w:sz w:val="22"/>
+        </w:rPr>
+        <w:t xml:space="preserve">Радищев: </w:t>
       </w:r>
       <w:r>
         <w:rPr>
@@ -1954,7 +2081,7 @@
           <w:color w:val="555555"/>
           <w:sz w:val="22"/>
         </w:rPr>
-        <w:t>(созывая всех)</w:t>
+        <w:t>(сухо)</w:t>
       </w:r>
       <w:r>
         <w:rPr>
@@ -1963,7 +2090,7 @@
           <w:i w:val="0"/>
           <w:sz w:val="22"/>
         </w:rPr>
-        <w:t xml:space="preserve"> Выборы состоятся в конституционный срок. Без переноса.</w:t>
+        <w:t xml:space="preserve"> Не все депутаты думают о собственных креслах, Кирилл Андреевич.</w:t>
       </w:r>
     </w:p>
     <w:p>
@@ -1977,7 +2104,7 @@
           <w:i w:val="0"/>
           <w:sz w:val="22"/>
         </w:rPr>
-        <w:t xml:space="preserve">Радищев: </w:t>
+        <w:t xml:space="preserve">Кирилл: </w:t>
       </w:r>
       <w:r>
         <w:rPr>
@@ -1986,30 +2113,23 @@
           <w:i w:val="0"/>
           <w:sz w:val="22"/>
         </w:rPr>
-        <w:t>Алексей Николаевич, вы уверены? Риски…</w:t>
+        <w:t>Не все. Но процедура не должна зависеть от того, повезло ли нам с депутатами.</w:t>
       </w:r>
     </w:p>
     <w:p>
       <w:pPr>
-        <w:spacing w:before="0" w:after="110" w:line="300" w:lineRule="auto"/>
+        <w:keepNext/>
+        <w:spacing w:before="320" w:after="140"/>
       </w:pPr>
       <w:r>
         <w:rPr>
           <w:rFonts w:ascii="Times New Roman" w:hAnsi="Times New Roman" w:eastAsia="Malgun Gothic"/>
           <w:b/>
           <w:i w:val="0"/>
-          <w:sz w:val="22"/>
-        </w:rPr>
-        <w:t xml:space="preserve">Лёша: </w:t>
-      </w:r>
-      <w:r>
-        <w:rPr>
-          <w:rFonts w:ascii="Times New Roman" w:hAnsi="Times New Roman" w:eastAsia="Malgun Gothic"/>
-          <w:b w:val="0"/>
-          <w:i w:val="0"/>
-          <w:sz w:val="22"/>
-        </w:rPr>
-        <w:t>Риски существуют всегда, Борис Игоревич. Но право голоса — не то, чем я готов торговать ради временного спокойствия.</w:t>
+          <w:color w:val="1F3864"/>
+          <w:sz w:val="26"/>
+        </w:rPr>
+        <w:t>장면 6 — 료샤의 고뇌</w:t>
       </w:r>
     </w:p>
     <w:p>
@@ -2023,7 +2143,7 @@
           <w:i w:val="0"/>
           <w:sz w:val="22"/>
         </w:rPr>
-        <w:t xml:space="preserve">Ирина: </w:t>
+        <w:t xml:space="preserve">Лёша: </w:t>
       </w:r>
       <w:r>
         <w:rPr>
@@ -2033,7 +2153,7 @@
           <w:color w:val="555555"/>
           <w:sz w:val="22"/>
         </w:rPr>
-        <w:t>(с облегчением)</w:t>
+        <w:t>(один, после совещания, вполголоса)</w:t>
       </w:r>
       <w:r>
         <w:rPr>
@@ -2042,7 +2162,7 @@
           <w:i w:val="0"/>
           <w:sz w:val="22"/>
         </w:rPr>
-        <w:t xml:space="preserve"> Спасибо, Алексей Николаевич.</w:t>
+        <w:t xml:space="preserve"> «…нет у человека заботы мучительнее, как найти того, кому бы передать поскорее тот дар свободы, с которым это несчастное существо рождается». Великий инквизитор знал, что предлагать людям.</w:t>
       </w:r>
     </w:p>
     <w:p>
@@ -2057,121 +2177,6 @@
           <w:sz w:val="22"/>
         </w:rPr>
         <w:t xml:space="preserve">Лёша: </w:t>
-      </w:r>
-      <w:r>
-        <w:rPr>
-          <w:rFonts w:ascii="Times New Roman" w:hAnsi="Times New Roman" w:eastAsia="Malgun Gothic"/>
-          <w:b w:val="0"/>
-          <w:i w:val="0"/>
-          <w:sz w:val="22"/>
-        </w:rPr>
-        <w:t>Не благодарите. Просто помните этот момент, если я когда-нибудь забуду его сам.</w:t>
-      </w:r>
-    </w:p>
-    <w:p>
-      <w:pPr>
-        <w:spacing w:before="0" w:after="110" w:line="300" w:lineRule="auto"/>
-      </w:pPr>
-      <w:r>
-        <w:rPr>
-          <w:rFonts w:ascii="Times New Roman" w:hAnsi="Times New Roman" w:eastAsia="Malgun Gothic"/>
-          <w:b/>
-          <w:i w:val="0"/>
-          <w:sz w:val="22"/>
-        </w:rPr>
-        <w:t xml:space="preserve">Гребенщиков: </w:t>
-      </w:r>
-      <w:r>
-        <w:rPr>
-          <w:rFonts w:ascii="Times New Roman" w:hAnsi="Times New Roman" w:eastAsia="Malgun Gothic"/>
-          <w:b w:val="0"/>
-          <w:i w:val="0"/>
-          <w:sz w:val="22"/>
-        </w:rPr>
-        <w:t>Дума будет разочарована, часть фракций точно.</w:t>
-      </w:r>
-    </w:p>
-    <w:p>
-      <w:pPr>
-        <w:spacing w:before="0" w:after="110" w:line="300" w:lineRule="auto"/>
-      </w:pPr>
-      <w:r>
-        <w:rPr>
-          <w:rFonts w:ascii="Times New Roman" w:hAnsi="Times New Roman" w:eastAsia="Malgun Gothic"/>
-          <w:b/>
-          <w:i w:val="0"/>
-          <w:sz w:val="22"/>
-        </w:rPr>
-        <w:t xml:space="preserve">Лёша: </w:t>
-      </w:r>
-      <w:r>
-        <w:rPr>
-          <w:rFonts w:ascii="Times New Roman" w:hAnsi="Times New Roman" w:eastAsia="Malgun Gothic"/>
-          <w:b w:val="0"/>
-          <w:i w:val="0"/>
-          <w:sz w:val="22"/>
-        </w:rPr>
-        <w:t>Пусть будут разочарованы. Лучше разочарование сейчас, чем сожаление через годы.</w:t>
-      </w:r>
-    </w:p>
-    <w:p>
-      <w:pPr>
-        <w:spacing w:before="0" w:after="110" w:line="300" w:lineRule="auto"/>
-      </w:pPr>
-      <w:r>
-        <w:rPr>
-          <w:rFonts w:ascii="Times New Roman" w:hAnsi="Times New Roman" w:eastAsia="Malgun Gothic"/>
-          <w:b/>
-          <w:i w:val="0"/>
-          <w:sz w:val="22"/>
-        </w:rPr>
-        <w:t xml:space="preserve">Катя: </w:t>
-      </w:r>
-      <w:r>
-        <w:rPr>
-          <w:rFonts w:ascii="Times New Roman" w:hAnsi="Times New Roman" w:eastAsia="Malgun Gothic"/>
-          <w:b w:val="0"/>
-          <w:i w:val="0"/>
-          <w:sz w:val="22"/>
-        </w:rPr>
-        <w:t>Объявляем публично?</w:t>
-      </w:r>
-    </w:p>
-    <w:p>
-      <w:pPr>
-        <w:spacing w:before="0" w:after="110" w:line="300" w:lineRule="auto"/>
-      </w:pPr>
-      <w:r>
-        <w:rPr>
-          <w:rFonts w:ascii="Times New Roman" w:hAnsi="Times New Roman" w:eastAsia="Malgun Gothic"/>
-          <w:b/>
-          <w:i w:val="0"/>
-          <w:sz w:val="22"/>
-        </w:rPr>
-        <w:t xml:space="preserve">Лёша: </w:t>
-      </w:r>
-      <w:r>
-        <w:rPr>
-          <w:rFonts w:ascii="Times New Roman" w:hAnsi="Times New Roman" w:eastAsia="Malgun Gothic"/>
-          <w:b w:val="0"/>
-          <w:i w:val="0"/>
-          <w:sz w:val="22"/>
-        </w:rPr>
-        <w:t>Объявляем. Сегодня же, без промедления.</w:t>
-      </w:r>
-    </w:p>
-    <w:p>
-      <w:pPr>
-        <w:spacing w:before="0" w:after="110" w:line="300" w:lineRule="auto"/>
-      </w:pPr>
-      <w:r>
-        <w:rPr>
-          <w:rFonts w:ascii="Times New Roman" w:hAnsi="Times New Roman" w:eastAsia="Malgun Gothic"/>
-          <w:b/>
-          <w:i w:val="0"/>
-          <w:sz w:val="22"/>
-        </w:rPr>
-        <w:t xml:space="preserve">Радищев: </w:t>
       </w:r>
       <w:r>
         <w:rPr>
@@ -2181,7 +2186,7 @@
           <w:color w:val="555555"/>
           <w:sz w:val="22"/>
         </w:rPr>
-        <w:t>(неохотно)</w:t>
+        <w:t>(себе)</w:t>
       </w:r>
       <w:r>
         <w:rPr>
@@ -2190,7 +2195,7 @@
           <w:i w:val="0"/>
           <w:sz w:val="22"/>
         </w:rPr>
-        <w:t xml:space="preserve"> Как скажете, Алексей Николаевич. Хотя, боюсь, не последний раз мы будем иметь подобный разговор в этом сроке.</w:t>
+        <w:t xml:space="preserve"> Радищев предлагает мне стать этим «кем-то». Снять с людей тяжесть выбора на три месяца. Так просто. Так разумно на бумаге.</w:t>
       </w:r>
     </w:p>
     <w:p>
@@ -2213,7 +2218,7 @@
           <w:i w:val="0"/>
           <w:sz w:val="22"/>
         </w:rPr>
-        <w:t>Возможно, не последний. Но каждый раз я намерен принимать это решение заново, а не по инерции первого согласия.</w:t>
+        <w:t>Но что будет через три месяца? Ещё одна причина, ещё один перенос?</w:t>
       </w:r>
     </w:p>
     <w:p>
@@ -2227,99 +2232,7 @@
           <w:i w:val="0"/>
           <w:sz w:val="22"/>
         </w:rPr>
-        <w:t xml:space="preserve">Гуркин: </w:t>
-      </w:r>
-      <w:r>
-        <w:rPr>
-          <w:rFonts w:ascii="Times New Roman" w:hAnsi="Times New Roman" w:eastAsia="Malgun Gothic"/>
-          <w:b w:val="0"/>
-          <w:i w:val="0"/>
-          <w:sz w:val="22"/>
-        </w:rPr>
-        <w:t>Обеспечу дополнительную безопасность на приграничных участках к дню голосования.</w:t>
-      </w:r>
-    </w:p>
-    <w:p>
-      <w:pPr>
-        <w:spacing w:before="0" w:after="110" w:line="300" w:lineRule="auto"/>
-      </w:pPr>
-      <w:r>
-        <w:rPr>
-          <w:rFonts w:ascii="Times New Roman" w:hAnsi="Times New Roman" w:eastAsia="Malgun Gothic"/>
-          <w:b/>
-          <w:i w:val="0"/>
-          <w:sz w:val="22"/>
-        </w:rPr>
         <w:t xml:space="preserve">Лёша: </w:t>
-      </w:r>
-      <w:r>
-        <w:rPr>
-          <w:rFonts w:ascii="Times New Roman" w:hAnsi="Times New Roman" w:eastAsia="Malgun Gothic"/>
-          <w:b w:val="0"/>
-          <w:i w:val="0"/>
-          <w:sz w:val="22"/>
-        </w:rPr>
-        <w:t>Благодарю, Павел Дмитриевич. Именно такое решение мне и было нужно — практическое, а не политическое.</w:t>
-      </w:r>
-    </w:p>
-    <w:p>
-      <w:pPr>
-        <w:spacing w:before="0" w:after="110" w:line="300" w:lineRule="auto"/>
-      </w:pPr>
-      <w:r>
-        <w:rPr>
-          <w:rFonts w:ascii="Times New Roman" w:hAnsi="Times New Roman" w:eastAsia="Malgun Gothic"/>
-          <w:b/>
-          <w:i w:val="0"/>
-          <w:sz w:val="22"/>
-        </w:rPr>
-        <w:t xml:space="preserve">Кирилл: </w:t>
-      </w:r>
-      <w:r>
-        <w:rPr>
-          <w:rFonts w:ascii="Times New Roman" w:hAnsi="Times New Roman" w:eastAsia="Malgun Gothic"/>
-          <w:b w:val="0"/>
-          <w:i w:val="0"/>
-          <w:sz w:val="22"/>
-        </w:rPr>
-        <w:t>Служба прозрачности обеспечит независимый мониторинг подсчёта голосов, как и всегда.</w:t>
-      </w:r>
-    </w:p>
-    <w:p>
-      <w:pPr>
-        <w:spacing w:before="0" w:after="110" w:line="300" w:lineRule="auto"/>
-      </w:pPr>
-      <w:r>
-        <w:rPr>
-          <w:rFonts w:ascii="Times New Roman" w:hAnsi="Times New Roman" w:eastAsia="Malgun Gothic"/>
-          <w:b/>
-          <w:i w:val="0"/>
-          <w:sz w:val="22"/>
-        </w:rPr>
-        <w:t xml:space="preserve">Настя: </w:t>
-      </w:r>
-      <w:r>
-        <w:rPr>
-          <w:rFonts w:ascii="Times New Roman" w:hAnsi="Times New Roman" w:eastAsia="Malgun Gothic"/>
-          <w:b w:val="0"/>
-          <w:i w:val="0"/>
-          <w:sz w:val="22"/>
-        </w:rPr>
-        <w:t>Работа продолжается, вне зависимости от того, насколько неспокойно на дворе.</w:t>
-      </w:r>
-    </w:p>
-    <w:p>
-      <w:pPr>
-        <w:spacing w:before="0" w:after="110" w:line="300" w:lineRule="auto"/>
-      </w:pPr>
-      <w:r>
-        <w:rPr>
-          <w:rFonts w:ascii="Times New Roman" w:hAnsi="Times New Roman" w:eastAsia="Malgun Gothic"/>
-          <w:b/>
-          <w:i w:val="0"/>
-          <w:sz w:val="22"/>
-        </w:rPr>
-        <w:t xml:space="preserve">Ирина: </w:t>
       </w:r>
       <w:r>
         <w:rPr>
@@ -2329,7 +2242,7 @@
           <w:color w:val="555555"/>
           <w:sz w:val="22"/>
         </w:rPr>
-        <w:t>(тихо, Лёше)</w:t>
+        <w:t>(листая старые записи Быкова)</w:t>
       </w:r>
       <w:r>
         <w:rPr>
@@ -2338,7 +2251,7 @@
           <w:i w:val="0"/>
           <w:sz w:val="22"/>
         </w:rPr>
-        <w:t xml:space="preserve"> Быков гордился бы этим решением.</w:t>
+        <w:t xml:space="preserve"> Вы бы, наверное, сказали мне сейчас что-то простое. «Не начинай, Алексей». Вы всегда умели свести сложные вещи к простым правилам.</w:t>
       </w:r>
     </w:p>
     <w:p>
@@ -2361,30 +2274,7 @@
           <w:i w:val="0"/>
           <w:sz w:val="22"/>
         </w:rPr>
-        <w:t>Надеюсь, что так, Ирина. Каждый раз надеюсь на это заново.</w:t>
-      </w:r>
-    </w:p>
-    <w:p>
-      <w:pPr>
-        <w:spacing w:before="0" w:after="110" w:line="300" w:lineRule="auto"/>
-      </w:pPr>
-      <w:r>
-        <w:rPr>
-          <w:rFonts w:ascii="Times New Roman" w:hAnsi="Times New Roman" w:eastAsia="Malgun Gothic"/>
-          <w:b/>
-          <w:i w:val="0"/>
-          <w:sz w:val="22"/>
-        </w:rPr>
-        <w:t xml:space="preserve">Катя: </w:t>
-      </w:r>
-      <w:r>
-        <w:rPr>
-          <w:rFonts w:ascii="Times New Roman" w:hAnsi="Times New Roman" w:eastAsia="Malgun Gothic"/>
-          <w:b w:val="0"/>
-          <w:i w:val="0"/>
-          <w:sz w:val="22"/>
-        </w:rPr>
-        <w:t>Итак, шесть недель до голосования. Начинаем готовиться к обычной, скучной, предсказуемой избирательной кампании?</w:t>
+        <w:t>Проблема в том, что простые правила труднее всего соблюдать именно тогда, когда обстоятельства кажутся сложными.</w:t>
       </w:r>
     </w:p>
     <w:p>
@@ -2408,7 +2298,7 @@
           <w:color w:val="555555"/>
           <w:sz w:val="22"/>
         </w:rPr>
-        <w:t>(слабая улыбка)</w:t>
+        <w:t>(себе, тише)</w:t>
       </w:r>
       <w:r>
         <w:rPr>
@@ -2417,7 +2307,7 @@
           <w:i w:val="0"/>
           <w:sz w:val="22"/>
         </w:rPr>
-        <w:t xml:space="preserve"> После всего, что было в этой стране — «скучная» звучит как роскошь.</w:t>
+        <w:t xml:space="preserve"> Изольда Тимофеевна тоже бы что-то сказала. Что-то резкое, честное, без обиняков.</w:t>
       </w:r>
     </w:p>
     <w:p>
@@ -2431,7 +2321,7 @@
           <w:i w:val="0"/>
           <w:sz w:val="22"/>
         </w:rPr>
-        <w:t xml:space="preserve">Ирина: </w:t>
+        <w:t xml:space="preserve">Лёша: </w:t>
       </w:r>
       <w:r>
         <w:rPr>
@@ -2440,7 +2330,7 @@
           <w:i w:val="0"/>
           <w:sz w:val="22"/>
         </w:rPr>
-        <w:t>Заслуженная роскошь, Алексей Николаевич.</w:t>
+        <w:t>Наверное, спросила бы: «Кому вы служите этим решением, Алексей Николаевич? Стране или собственному спокойствию?»</w:t>
       </w:r>
     </w:p>
     <w:p>
@@ -2454,30 +2344,7 @@
           <w:i w:val="0"/>
           <w:sz w:val="22"/>
         </w:rPr>
-        <w:t xml:space="preserve">Гребенщиков: </w:t>
-      </w:r>
-      <w:r>
-        <w:rPr>
-          <w:rFonts w:ascii="Times New Roman" w:hAnsi="Times New Roman" w:eastAsia="Malgun Gothic"/>
-          <w:b w:val="0"/>
-          <w:i w:val="0"/>
-          <w:sz w:val="22"/>
-        </w:rPr>
-        <w:t>Тогда за работу. Выборы не готовят себя сами, даже самые скучные.</w:t>
-      </w:r>
-    </w:p>
-    <w:p>
-      <w:pPr>
-        <w:spacing w:before="0" w:after="110" w:line="300" w:lineRule="auto"/>
-      </w:pPr>
-      <w:r>
-        <w:rPr>
-          <w:rFonts w:ascii="Times New Roman" w:hAnsi="Times New Roman" w:eastAsia="Malgun Gothic"/>
-          <w:b/>
-          <w:i w:val="0"/>
-          <w:sz w:val="22"/>
-        </w:rPr>
-        <w:t xml:space="preserve">Радищев: </w:t>
+        <w:t xml:space="preserve">Ирина: </w:t>
       </w:r>
       <w:r>
         <w:rPr>
@@ -2487,7 +2354,7 @@
           <w:color w:val="555555"/>
           <w:sz w:val="22"/>
         </w:rPr>
-        <w:t>(задерживаясь у двери)</w:t>
+        <w:t>(входя)</w:t>
       </w:r>
       <w:r>
         <w:rPr>
@@ -2496,7 +2363,7 @@
           <w:i w:val="0"/>
           <w:sz w:val="22"/>
         </w:rPr>
-        <w:t xml:space="preserve"> Алексей Николаевич, ещё одно.</w:t>
+        <w:t xml:space="preserve"> Приняли решение?</w:t>
       </w:r>
     </w:p>
     <w:p>
@@ -2519,7 +2386,7 @@
           <w:i w:val="0"/>
           <w:sz w:val="22"/>
         </w:rPr>
-        <w:t>Слушаю, Борис Игоревич.</w:t>
+        <w:t>Почти.</w:t>
       </w:r>
     </w:p>
     <w:p>
@@ -2533,7 +2400,7 @@
           <w:i w:val="0"/>
           <w:sz w:val="22"/>
         </w:rPr>
-        <w:t xml:space="preserve">Радищев: </w:t>
+        <w:t xml:space="preserve">Ирина: </w:t>
       </w:r>
       <w:r>
         <w:rPr>
@@ -2542,7 +2409,7 @@
           <w:i w:val="0"/>
           <w:sz w:val="22"/>
         </w:rPr>
-        <w:t>Если ситуация на границе резко ухудшится в ближайшие недели — вернёмся к этому разговору?</w:t>
+        <w:t>Могу я сказать ещё одну вещь, прежде чем вы решите окончательно?</w:t>
       </w:r>
     </w:p>
     <w:p>
@@ -2565,7 +2432,7 @@
           <w:i w:val="0"/>
           <w:sz w:val="22"/>
         </w:rPr>
-        <w:t>Вернёмся, если ситуация того потребует объективно, а не потому что кому-то станет неудобно от предвыборной гонки.</w:t>
+        <w:t>Конечно.</w:t>
       </w:r>
     </w:p>
     <w:p>
@@ -2579,7 +2446,7 @@
           <w:i w:val="0"/>
           <w:sz w:val="22"/>
         </w:rPr>
-        <w:t xml:space="preserve">Радищев: </w:t>
+        <w:t xml:space="preserve">Ирина: </w:t>
       </w:r>
       <w:r>
         <w:rPr>
@@ -2588,7 +2455,7 @@
           <w:i w:val="0"/>
           <w:sz w:val="22"/>
         </w:rPr>
-        <w:t>Справедливо. Спасибо хотя бы за честность.</w:t>
+        <w:t>Раба из себя выдавливают по капле — это ещё Чехов знал. Страна выдавливала эти капли годами, через смерти, через предательства, через огромную цену. Не позволяйте одному трудному кварталу вернуть хоть одну обратно.</w:t>
       </w:r>
     </w:p>
     <w:p>
@@ -2603,29 +2470,6 @@
           <w:sz w:val="22"/>
         </w:rPr>
         <w:t xml:space="preserve">Лёша: </w:t>
-      </w:r>
-      <w:r>
-        <w:rPr>
-          <w:rFonts w:ascii="Times New Roman" w:hAnsi="Times New Roman" w:eastAsia="Malgun Gothic"/>
-          <w:b w:val="0"/>
-          <w:i w:val="0"/>
-          <w:sz w:val="22"/>
-        </w:rPr>
-        <w:t>Спасибо, что подняли вопрос открыто, а не попытались провести его в обход меня.</w:t>
-      </w:r>
-    </w:p>
-    <w:p>
-      <w:pPr>
-        <w:spacing w:before="0" w:after="110" w:line="300" w:lineRule="auto"/>
-      </w:pPr>
-      <w:r>
-        <w:rPr>
-          <w:rFonts w:ascii="Times New Roman" w:hAnsi="Times New Roman" w:eastAsia="Malgun Gothic"/>
-          <w:b/>
-          <w:i w:val="0"/>
-          <w:sz w:val="22"/>
-        </w:rPr>
-        <w:t xml:space="preserve">Радищев: </w:t>
       </w:r>
       <w:r>
         <w:rPr>
@@ -2635,7 +2479,7 @@
           <w:color w:val="555555"/>
           <w:sz w:val="22"/>
         </w:rPr>
-        <w:t>(слабая улыбка)</w:t>
+        <w:t>(долгая пауза)</w:t>
       </w:r>
       <w:r>
         <w:rPr>
@@ -2644,7 +2488,7 @@
           <w:i w:val="0"/>
           <w:sz w:val="22"/>
         </w:rPr>
-        <w:t xml:space="preserve"> Я не настолько циничен, Алексей Николаевич, что бы вы обо мне ни думали.</w:t>
+        <w:t xml:space="preserve"> Не позволю.</w:t>
       </w:r>
     </w:p>
     <w:p>
@@ -2658,7 +2502,7 @@
           <w:i w:val="0"/>
           <w:sz w:val="22"/>
         </w:rPr>
-        <w:t xml:space="preserve">Лёша: </w:t>
+        <w:t xml:space="preserve">Ирина: </w:t>
       </w:r>
       <w:r>
         <w:rPr>
@@ -2667,7 +2511,7 @@
           <w:i w:val="0"/>
           <w:sz w:val="22"/>
         </w:rPr>
-        <w:t>Рад это слышать, Борис Игоревич.</w:t>
+        <w:t>И ещё, Алексей Николаевич. Если всё-таки решите переносить — объявите это сами, по телевизору, глядя людям в глаза. Не через фракции.</w:t>
       </w:r>
     </w:p>
     <w:p>
@@ -2681,7 +2525,69 @@
           <w:i w:val="0"/>
           <w:sz w:val="22"/>
         </w:rPr>
+        <w:t xml:space="preserve">Лёша: </w:t>
+      </w:r>
+      <w:r>
+        <w:rPr>
+          <w:rFonts w:ascii="Times New Roman" w:hAnsi="Times New Roman" w:eastAsia="Malgun Gothic"/>
+          <w:b w:val="0"/>
+          <w:i w:val="0"/>
+          <w:sz w:val="22"/>
+        </w:rPr>
+        <w:t>Это ловушка, Ирина. Вы знаете, что так я сказать не смогу.</w:t>
+      </w:r>
+    </w:p>
+    <w:p>
+      <w:pPr>
+        <w:spacing w:before="0" w:after="110" w:line="300" w:lineRule="auto"/>
+      </w:pPr>
+      <w:r>
+        <w:rPr>
+          <w:rFonts w:ascii="Times New Roman" w:hAnsi="Times New Roman" w:eastAsia="Malgun Gothic"/>
+          <w:b/>
+          <w:i w:val="0"/>
+          <w:sz w:val="22"/>
+        </w:rPr>
         <w:t xml:space="preserve">Ирина: </w:t>
+      </w:r>
+      <w:r>
+        <w:rPr>
+          <w:rFonts w:ascii="Times New Roman" w:hAnsi="Times New Roman" w:eastAsia="Malgun Gothic"/>
+          <w:b w:val="0"/>
+          <w:i w:val="0"/>
+          <w:sz w:val="22"/>
+        </w:rPr>
+        <w:t>Знаю. Поэтому и предлагаю. Решение, которое нельзя произнести вслух, обычно и принимать не стоит.</w:t>
+      </w:r>
+    </w:p>
+    <w:p>
+      <w:pPr>
+        <w:keepNext/>
+        <w:spacing w:before="320" w:after="140"/>
+      </w:pPr>
+      <w:r>
+        <w:rPr>
+          <w:rFonts w:ascii="Times New Roman" w:hAnsi="Times New Roman" w:eastAsia="Malgun Gothic"/>
+          <w:b/>
+          <w:i w:val="0"/>
+          <w:color w:val="1F3864"/>
+          <w:sz w:val="26"/>
+        </w:rPr>
+        <w:t>장면 7 — 결정</w:t>
+      </w:r>
+    </w:p>
+    <w:p>
+      <w:pPr>
+        <w:spacing w:before="0" w:after="110" w:line="300" w:lineRule="auto"/>
+      </w:pPr>
+      <w:r>
+        <w:rPr>
+          <w:rFonts w:ascii="Times New Roman" w:hAnsi="Times New Roman" w:eastAsia="Malgun Gothic"/>
+          <w:b/>
+          <w:i w:val="0"/>
+          <w:sz w:val="22"/>
+        </w:rPr>
+        <w:t xml:space="preserve">Лёша: </w:t>
       </w:r>
       <w:r>
         <w:rPr>
@@ -2691,7 +2597,7 @@
           <w:color w:val="555555"/>
           <w:sz w:val="22"/>
         </w:rPr>
-        <w:t>(после того как все разошлись)</w:t>
+        <w:t>(созывая всех)</w:t>
       </w:r>
       <w:r>
         <w:rPr>
@@ -2700,7 +2606,7 @@
           <w:i w:val="0"/>
           <w:sz w:val="22"/>
         </w:rPr>
-        <w:t xml:space="preserve"> Тяжёлый был день.</w:t>
+        <w:t xml:space="preserve"> Выборы состоятся в конституционный срок. Без переноса.</w:t>
       </w:r>
     </w:p>
     <w:p>
@@ -2714,7 +2620,7 @@
           <w:i w:val="0"/>
           <w:sz w:val="22"/>
         </w:rPr>
-        <w:t xml:space="preserve">Лёша: </w:t>
+        <w:t xml:space="preserve">Радищев: </w:t>
       </w:r>
       <w:r>
         <w:rPr>
@@ -2723,7 +2629,7 @@
           <w:i w:val="0"/>
           <w:sz w:val="22"/>
         </w:rPr>
-        <w:t>Тяжёлый. Но, кажется, правильный.</w:t>
+        <w:t>Алексей Николаевич, вы уверены? Риски…</w:t>
       </w:r>
     </w:p>
     <w:p>
@@ -2737,7 +2643,7 @@
           <w:i w:val="0"/>
           <w:sz w:val="22"/>
         </w:rPr>
-        <w:t xml:space="preserve">Ирина: </w:t>
+        <w:t xml:space="preserve">Лёша: </w:t>
       </w:r>
       <w:r>
         <w:rPr>
@@ -2746,7 +2652,7 @@
           <w:i w:val="0"/>
           <w:sz w:val="22"/>
         </w:rPr>
-        <w:t>Правильные дни редко бывают лёгкими, Алексей Николаевич.</w:t>
+        <w:t>Риски существуют всегда, Борис Игоревич. Но право голоса — не то, чем я готов торговать ради временного спокойствия.</w:t>
       </w:r>
     </w:p>
     <w:p>
@@ -2760,20 +2666,826 @@
           <w:i w:val="0"/>
           <w:sz w:val="22"/>
         </w:rPr>
-        <w:t xml:space="preserve">Лёша: </w:t>
+        <w:t xml:space="preserve">Ирина: </w:t>
       </w:r>
       <w:r>
         <w:rPr>
           <w:rFonts w:ascii="Times New Roman" w:hAnsi="Times New Roman" w:eastAsia="Malgun Gothic"/>
           <w:b w:val="0"/>
-          <w:i w:val="0"/>
-          <w:sz w:val="22"/>
-        </w:rPr>
-        <w:t>Начинаю в это верить всё сильнее с каждым годом.</w:t>
+          <w:i/>
+          <w:color w:val="555555"/>
+          <w:sz w:val="22"/>
+        </w:rPr>
+        <w:t>(с облегчением)</w:t>
+      </w:r>
+      <w:r>
+        <w:rPr>
+          <w:rFonts w:ascii="Times New Roman" w:hAnsi="Times New Roman" w:eastAsia="Malgun Gothic"/>
+          <w:b w:val="0"/>
+          <w:i w:val="0"/>
+          <w:sz w:val="22"/>
+        </w:rPr>
+        <w:t xml:space="preserve"> Спасибо, Алексей Николаевич.</w:t>
       </w:r>
     </w:p>
     <w:p>
       <w:pPr>
+        <w:spacing w:before="0" w:after="110" w:line="300" w:lineRule="auto"/>
+      </w:pPr>
+      <w:r>
+        <w:rPr>
+          <w:rFonts w:ascii="Times New Roman" w:hAnsi="Times New Roman" w:eastAsia="Malgun Gothic"/>
+          <w:b/>
+          <w:i w:val="0"/>
+          <w:sz w:val="22"/>
+        </w:rPr>
+        <w:t xml:space="preserve">Лёша: </w:t>
+      </w:r>
+      <w:r>
+        <w:rPr>
+          <w:rFonts w:ascii="Times New Roman" w:hAnsi="Times New Roman" w:eastAsia="Malgun Gothic"/>
+          <w:b w:val="0"/>
+          <w:i w:val="0"/>
+          <w:sz w:val="22"/>
+        </w:rPr>
+        <w:t>Не благодарите. Просто помните этот момент, если я когда-нибудь забуду его сам.</w:t>
+      </w:r>
+    </w:p>
+    <w:p>
+      <w:pPr>
+        <w:spacing w:before="0" w:after="110" w:line="300" w:lineRule="auto"/>
+      </w:pPr>
+      <w:r>
+        <w:rPr>
+          <w:rFonts w:ascii="Times New Roman" w:hAnsi="Times New Roman" w:eastAsia="Malgun Gothic"/>
+          <w:b/>
+          <w:i w:val="0"/>
+          <w:sz w:val="22"/>
+        </w:rPr>
+        <w:t xml:space="preserve">Гребенщиков: </w:t>
+      </w:r>
+      <w:r>
+        <w:rPr>
+          <w:rFonts w:ascii="Times New Roman" w:hAnsi="Times New Roman" w:eastAsia="Malgun Gothic"/>
+          <w:b w:val="0"/>
+          <w:i w:val="0"/>
+          <w:sz w:val="22"/>
+        </w:rPr>
+        <w:t>Дума будет разочарована, часть фракций точно.</w:t>
+      </w:r>
+    </w:p>
+    <w:p>
+      <w:pPr>
+        <w:spacing w:before="0" w:after="110" w:line="300" w:lineRule="auto"/>
+      </w:pPr>
+      <w:r>
+        <w:rPr>
+          <w:rFonts w:ascii="Times New Roman" w:hAnsi="Times New Roman" w:eastAsia="Malgun Gothic"/>
+          <w:b/>
+          <w:i w:val="0"/>
+          <w:sz w:val="22"/>
+        </w:rPr>
+        <w:t xml:space="preserve">Лёша: </w:t>
+      </w:r>
+      <w:r>
+        <w:rPr>
+          <w:rFonts w:ascii="Times New Roman" w:hAnsi="Times New Roman" w:eastAsia="Malgun Gothic"/>
+          <w:b w:val="0"/>
+          <w:i w:val="0"/>
+          <w:sz w:val="22"/>
+        </w:rPr>
+        <w:t>Пусть будут разочарованы. Лучше разочарование сейчас, чем сожаление через годы.</w:t>
+      </w:r>
+    </w:p>
+    <w:p>
+      <w:pPr>
+        <w:spacing w:before="0" w:after="110" w:line="300" w:lineRule="auto"/>
+      </w:pPr>
+      <w:r>
+        <w:rPr>
+          <w:rFonts w:ascii="Times New Roman" w:hAnsi="Times New Roman" w:eastAsia="Malgun Gothic"/>
+          <w:b/>
+          <w:i w:val="0"/>
+          <w:sz w:val="22"/>
+        </w:rPr>
+        <w:t xml:space="preserve">Катя: </w:t>
+      </w:r>
+      <w:r>
+        <w:rPr>
+          <w:rFonts w:ascii="Times New Roman" w:hAnsi="Times New Roman" w:eastAsia="Malgun Gothic"/>
+          <w:b w:val="0"/>
+          <w:i w:val="0"/>
+          <w:sz w:val="22"/>
+        </w:rPr>
+        <w:t>Объявляем публично?</w:t>
+      </w:r>
+    </w:p>
+    <w:p>
+      <w:pPr>
+        <w:spacing w:before="0" w:after="110" w:line="300" w:lineRule="auto"/>
+      </w:pPr>
+      <w:r>
+        <w:rPr>
+          <w:rFonts w:ascii="Times New Roman" w:hAnsi="Times New Roman" w:eastAsia="Malgun Gothic"/>
+          <w:b/>
+          <w:i w:val="0"/>
+          <w:sz w:val="22"/>
+        </w:rPr>
+        <w:t xml:space="preserve">Лёша: </w:t>
+      </w:r>
+      <w:r>
+        <w:rPr>
+          <w:rFonts w:ascii="Times New Roman" w:hAnsi="Times New Roman" w:eastAsia="Malgun Gothic"/>
+          <w:b w:val="0"/>
+          <w:i w:val="0"/>
+          <w:sz w:val="22"/>
+        </w:rPr>
+        <w:t>Объявляем. Сегодня же, без промедления.</w:t>
+      </w:r>
+    </w:p>
+    <w:p>
+      <w:pPr>
+        <w:spacing w:before="0" w:after="110" w:line="300" w:lineRule="auto"/>
+      </w:pPr>
+      <w:r>
+        <w:rPr>
+          <w:rFonts w:ascii="Times New Roman" w:hAnsi="Times New Roman" w:eastAsia="Malgun Gothic"/>
+          <w:b/>
+          <w:i w:val="0"/>
+          <w:sz w:val="22"/>
+        </w:rPr>
+        <w:t xml:space="preserve">Радищев: </w:t>
+      </w:r>
+      <w:r>
+        <w:rPr>
+          <w:rFonts w:ascii="Times New Roman" w:hAnsi="Times New Roman" w:eastAsia="Malgun Gothic"/>
+          <w:b w:val="0"/>
+          <w:i/>
+          <w:color w:val="555555"/>
+          <w:sz w:val="22"/>
+        </w:rPr>
+        <w:t>(неохотно)</w:t>
+      </w:r>
+      <w:r>
+        <w:rPr>
+          <w:rFonts w:ascii="Times New Roman" w:hAnsi="Times New Roman" w:eastAsia="Malgun Gothic"/>
+          <w:b w:val="0"/>
+          <w:i w:val="0"/>
+          <w:sz w:val="22"/>
+        </w:rPr>
+        <w:t xml:space="preserve"> Как скажете, Алексей Николаевич. Хотя, боюсь, не последний раз мы будем иметь подобный разговор в этом сроке.</w:t>
+      </w:r>
+    </w:p>
+    <w:p>
+      <w:pPr>
+        <w:spacing w:before="0" w:after="110" w:line="300" w:lineRule="auto"/>
+      </w:pPr>
+      <w:r>
+        <w:rPr>
+          <w:rFonts w:ascii="Times New Roman" w:hAnsi="Times New Roman" w:eastAsia="Malgun Gothic"/>
+          <w:b/>
+          <w:i w:val="0"/>
+          <w:sz w:val="22"/>
+        </w:rPr>
+        <w:t xml:space="preserve">Лёша: </w:t>
+      </w:r>
+      <w:r>
+        <w:rPr>
+          <w:rFonts w:ascii="Times New Roman" w:hAnsi="Times New Roman" w:eastAsia="Malgun Gothic"/>
+          <w:b w:val="0"/>
+          <w:i w:val="0"/>
+          <w:sz w:val="22"/>
+        </w:rPr>
+        <w:t>Возможно, не последний. Но каждый раз я намерен принимать это решение заново, а не по инерции первого согласия.</w:t>
+      </w:r>
+    </w:p>
+    <w:p>
+      <w:pPr>
+        <w:spacing w:before="0" w:after="110" w:line="300" w:lineRule="auto"/>
+      </w:pPr>
+      <w:r>
+        <w:rPr>
+          <w:rFonts w:ascii="Times New Roman" w:hAnsi="Times New Roman" w:eastAsia="Malgun Gothic"/>
+          <w:b/>
+          <w:i w:val="0"/>
+          <w:sz w:val="22"/>
+        </w:rPr>
+        <w:t xml:space="preserve">Гуркин: </w:t>
+      </w:r>
+      <w:r>
+        <w:rPr>
+          <w:rFonts w:ascii="Times New Roman" w:hAnsi="Times New Roman" w:eastAsia="Malgun Gothic"/>
+          <w:b w:val="0"/>
+          <w:i w:val="0"/>
+          <w:sz w:val="22"/>
+        </w:rPr>
+        <w:t>Обеспечу дополнительную безопасность на приграничных участках к дню голосования.</w:t>
+      </w:r>
+    </w:p>
+    <w:p>
+      <w:pPr>
+        <w:spacing w:before="0" w:after="110" w:line="300" w:lineRule="auto"/>
+      </w:pPr>
+      <w:r>
+        <w:rPr>
+          <w:rFonts w:ascii="Times New Roman" w:hAnsi="Times New Roman" w:eastAsia="Malgun Gothic"/>
+          <w:b/>
+          <w:i w:val="0"/>
+          <w:sz w:val="22"/>
+        </w:rPr>
+        <w:t xml:space="preserve">Лёша: </w:t>
+      </w:r>
+      <w:r>
+        <w:rPr>
+          <w:rFonts w:ascii="Times New Roman" w:hAnsi="Times New Roman" w:eastAsia="Malgun Gothic"/>
+          <w:b w:val="0"/>
+          <w:i w:val="0"/>
+          <w:sz w:val="22"/>
+        </w:rPr>
+        <w:t>Благодарю, Павел Дмитриевич. Именно такое решение мне и было нужно — практическое, а не политическое.</w:t>
+      </w:r>
+    </w:p>
+    <w:p>
+      <w:pPr>
+        <w:spacing w:before="0" w:after="110" w:line="300" w:lineRule="auto"/>
+      </w:pPr>
+      <w:r>
+        <w:rPr>
+          <w:rFonts w:ascii="Times New Roman" w:hAnsi="Times New Roman" w:eastAsia="Malgun Gothic"/>
+          <w:b/>
+          <w:i w:val="0"/>
+          <w:sz w:val="22"/>
+        </w:rPr>
+        <w:t xml:space="preserve">Кирилл: </w:t>
+      </w:r>
+      <w:r>
+        <w:rPr>
+          <w:rFonts w:ascii="Times New Roman" w:hAnsi="Times New Roman" w:eastAsia="Malgun Gothic"/>
+          <w:b w:val="0"/>
+          <w:i w:val="0"/>
+          <w:sz w:val="22"/>
+        </w:rPr>
+        <w:t>Служба прозрачности обеспечит независимый мониторинг подсчёта голосов, как и всегда.</w:t>
+      </w:r>
+    </w:p>
+    <w:p>
+      <w:pPr>
+        <w:spacing w:before="0" w:after="110" w:line="300" w:lineRule="auto"/>
+      </w:pPr>
+      <w:r>
+        <w:rPr>
+          <w:rFonts w:ascii="Times New Roman" w:hAnsi="Times New Roman" w:eastAsia="Malgun Gothic"/>
+          <w:b/>
+          <w:i w:val="0"/>
+          <w:sz w:val="22"/>
+        </w:rPr>
+        <w:t xml:space="preserve">Настя: </w:t>
+      </w:r>
+      <w:r>
+        <w:rPr>
+          <w:rFonts w:ascii="Times New Roman" w:hAnsi="Times New Roman" w:eastAsia="Malgun Gothic"/>
+          <w:b w:val="0"/>
+          <w:i w:val="0"/>
+          <w:sz w:val="22"/>
+        </w:rPr>
+        <w:t>Работа продолжается, вне зависимости от того, насколько неспокойно на дворе.</w:t>
+      </w:r>
+    </w:p>
+    <w:p>
+      <w:pPr>
+        <w:spacing w:before="0" w:after="110" w:line="300" w:lineRule="auto"/>
+      </w:pPr>
+      <w:r>
+        <w:rPr>
+          <w:rFonts w:ascii="Times New Roman" w:hAnsi="Times New Roman" w:eastAsia="Malgun Gothic"/>
+          <w:b/>
+          <w:i w:val="0"/>
+          <w:sz w:val="22"/>
+        </w:rPr>
+        <w:t xml:space="preserve">Ирина: </w:t>
+      </w:r>
+      <w:r>
+        <w:rPr>
+          <w:rFonts w:ascii="Times New Roman" w:hAnsi="Times New Roman" w:eastAsia="Malgun Gothic"/>
+          <w:b w:val="0"/>
+          <w:i/>
+          <w:color w:val="555555"/>
+          <w:sz w:val="22"/>
+        </w:rPr>
+        <w:t>(тихо, Лёше)</w:t>
+      </w:r>
+      <w:r>
+        <w:rPr>
+          <w:rFonts w:ascii="Times New Roman" w:hAnsi="Times New Roman" w:eastAsia="Malgun Gothic"/>
+          <w:b w:val="0"/>
+          <w:i w:val="0"/>
+          <w:sz w:val="22"/>
+        </w:rPr>
+        <w:t xml:space="preserve"> Быков гордился бы этим решением.</w:t>
+      </w:r>
+    </w:p>
+    <w:p>
+      <w:pPr>
+        <w:spacing w:before="0" w:after="110" w:line="300" w:lineRule="auto"/>
+      </w:pPr>
+      <w:r>
+        <w:rPr>
+          <w:rFonts w:ascii="Times New Roman" w:hAnsi="Times New Roman" w:eastAsia="Malgun Gothic"/>
+          <w:b/>
+          <w:i w:val="0"/>
+          <w:sz w:val="22"/>
+        </w:rPr>
+        <w:t xml:space="preserve">Лёша: </w:t>
+      </w:r>
+      <w:r>
+        <w:rPr>
+          <w:rFonts w:ascii="Times New Roman" w:hAnsi="Times New Roman" w:eastAsia="Malgun Gothic"/>
+          <w:b w:val="0"/>
+          <w:i w:val="0"/>
+          <w:sz w:val="22"/>
+        </w:rPr>
+        <w:t>Надеюсь, что так, Ирина. Каждый раз надеюсь на это заново.</w:t>
+      </w:r>
+    </w:p>
+    <w:p>
+      <w:pPr>
+        <w:spacing w:before="0" w:after="110" w:line="300" w:lineRule="auto"/>
+      </w:pPr>
+      <w:r>
+        <w:rPr>
+          <w:rFonts w:ascii="Times New Roman" w:hAnsi="Times New Roman" w:eastAsia="Malgun Gothic"/>
+          <w:b/>
+          <w:i w:val="0"/>
+          <w:sz w:val="22"/>
+        </w:rPr>
+        <w:t xml:space="preserve">Катя: </w:t>
+      </w:r>
+      <w:r>
+        <w:rPr>
+          <w:rFonts w:ascii="Times New Roman" w:hAnsi="Times New Roman" w:eastAsia="Malgun Gothic"/>
+          <w:b w:val="0"/>
+          <w:i w:val="0"/>
+          <w:sz w:val="22"/>
+        </w:rPr>
+        <w:t>Итак, шесть недель до голосования. Начинаем готовиться к обычной, скучной, предсказуемой избирательной кампании?</w:t>
+      </w:r>
+    </w:p>
+    <w:p>
+      <w:pPr>
+        <w:spacing w:before="0" w:after="110" w:line="300" w:lineRule="auto"/>
+      </w:pPr>
+      <w:r>
+        <w:rPr>
+          <w:rFonts w:ascii="Times New Roman" w:hAnsi="Times New Roman" w:eastAsia="Malgun Gothic"/>
+          <w:b/>
+          <w:i w:val="0"/>
+          <w:sz w:val="22"/>
+        </w:rPr>
+        <w:t xml:space="preserve">Лёша: </w:t>
+      </w:r>
+      <w:r>
+        <w:rPr>
+          <w:rFonts w:ascii="Times New Roman" w:hAnsi="Times New Roman" w:eastAsia="Malgun Gothic"/>
+          <w:b w:val="0"/>
+          <w:i/>
+          <w:color w:val="555555"/>
+          <w:sz w:val="22"/>
+        </w:rPr>
+        <w:t>(слабая улыбка)</w:t>
+      </w:r>
+      <w:r>
+        <w:rPr>
+          <w:rFonts w:ascii="Times New Roman" w:hAnsi="Times New Roman" w:eastAsia="Malgun Gothic"/>
+          <w:b w:val="0"/>
+          <w:i w:val="0"/>
+          <w:sz w:val="22"/>
+        </w:rPr>
+        <w:t xml:space="preserve"> После всего, что было в этой стране — «скучная» звучит как роскошь.</w:t>
+      </w:r>
+    </w:p>
+    <w:p>
+      <w:pPr>
+        <w:spacing w:before="0" w:after="110" w:line="300" w:lineRule="auto"/>
+      </w:pPr>
+      <w:r>
+        <w:rPr>
+          <w:rFonts w:ascii="Times New Roman" w:hAnsi="Times New Roman" w:eastAsia="Malgun Gothic"/>
+          <w:b/>
+          <w:i w:val="0"/>
+          <w:sz w:val="22"/>
+        </w:rPr>
+        <w:t xml:space="preserve">Ирина: </w:t>
+      </w:r>
+      <w:r>
+        <w:rPr>
+          <w:rFonts w:ascii="Times New Roman" w:hAnsi="Times New Roman" w:eastAsia="Malgun Gothic"/>
+          <w:b w:val="0"/>
+          <w:i w:val="0"/>
+          <w:sz w:val="22"/>
+        </w:rPr>
+        <w:t>Заслуженная роскошь, Алексей Николаевич.</w:t>
+      </w:r>
+    </w:p>
+    <w:p>
+      <w:pPr>
+        <w:spacing w:before="0" w:after="110" w:line="300" w:lineRule="auto"/>
+      </w:pPr>
+      <w:r>
+        <w:rPr>
+          <w:rFonts w:ascii="Times New Roman" w:hAnsi="Times New Roman" w:eastAsia="Malgun Gothic"/>
+          <w:b/>
+          <w:i w:val="0"/>
+          <w:sz w:val="22"/>
+        </w:rPr>
+        <w:t xml:space="preserve">Гребенщиков: </w:t>
+      </w:r>
+      <w:r>
+        <w:rPr>
+          <w:rFonts w:ascii="Times New Roman" w:hAnsi="Times New Roman" w:eastAsia="Malgun Gothic"/>
+          <w:b w:val="0"/>
+          <w:i w:val="0"/>
+          <w:sz w:val="22"/>
+        </w:rPr>
+        <w:t>Тогда за работу. Выборы не готовят себя сами, даже самые скучные.</w:t>
+      </w:r>
+    </w:p>
+    <w:p>
+      <w:pPr>
+        <w:spacing w:before="0" w:after="110" w:line="300" w:lineRule="auto"/>
+      </w:pPr>
+      <w:r>
+        <w:rPr>
+          <w:rFonts w:ascii="Times New Roman" w:hAnsi="Times New Roman" w:eastAsia="Malgun Gothic"/>
+          <w:b/>
+          <w:i w:val="0"/>
+          <w:sz w:val="22"/>
+        </w:rPr>
+        <w:t xml:space="preserve">Катя: </w:t>
+      </w:r>
+      <w:r>
+        <w:rPr>
+          <w:rFonts w:ascii="Times New Roman" w:hAnsi="Times New Roman" w:eastAsia="Malgun Gothic"/>
+          <w:b w:val="0"/>
+          <w:i w:val="0"/>
+          <w:sz w:val="22"/>
+        </w:rPr>
+        <w:t>Анатолий Викторович, вы же сами говорили, что скучные кампании — самые трудные. На них никто не приходит.</w:t>
+      </w:r>
+    </w:p>
+    <w:p>
+      <w:pPr>
+        <w:spacing w:before="0" w:after="110" w:line="300" w:lineRule="auto"/>
+      </w:pPr>
+      <w:r>
+        <w:rPr>
+          <w:rFonts w:ascii="Times New Roman" w:hAnsi="Times New Roman" w:eastAsia="Malgun Gothic"/>
+          <w:b/>
+          <w:i w:val="0"/>
+          <w:sz w:val="22"/>
+        </w:rPr>
+        <w:t xml:space="preserve">Гребенщиков: </w:t>
+      </w:r>
+      <w:r>
+        <w:rPr>
+          <w:rFonts w:ascii="Times New Roman" w:hAnsi="Times New Roman" w:eastAsia="Malgun Gothic"/>
+          <w:b w:val="0"/>
+          <w:i w:val="0"/>
+          <w:sz w:val="22"/>
+        </w:rPr>
+        <w:t>Говорил. Значит, сделаем её скучной, но не пустой.</w:t>
+      </w:r>
+    </w:p>
+    <w:p>
+      <w:pPr>
+        <w:spacing w:before="0" w:after="110" w:line="300" w:lineRule="auto"/>
+      </w:pPr>
+      <w:r>
+        <w:rPr>
+          <w:rFonts w:ascii="Times New Roman" w:hAnsi="Times New Roman" w:eastAsia="Malgun Gothic"/>
+          <w:b/>
+          <w:i w:val="0"/>
+          <w:sz w:val="22"/>
+        </w:rPr>
+        <w:t xml:space="preserve">Лёша: </w:t>
+      </w:r>
+      <w:r>
+        <w:rPr>
+          <w:rFonts w:ascii="Times New Roman" w:hAnsi="Times New Roman" w:eastAsia="Malgun Gothic"/>
+          <w:b w:val="0"/>
+          <w:i w:val="0"/>
+          <w:sz w:val="22"/>
+        </w:rPr>
+        <w:t>Попробуйте. Думаю, сейчас людям больше всего хочется, чтобы их просто спросили.</w:t>
+      </w:r>
+    </w:p>
+    <w:p>
+      <w:pPr>
+        <w:spacing w:before="0" w:after="110" w:line="300" w:lineRule="auto"/>
+      </w:pPr>
+      <w:r>
+        <w:rPr>
+          <w:rFonts w:ascii="Times New Roman" w:hAnsi="Times New Roman" w:eastAsia="Malgun Gothic"/>
+          <w:b/>
+          <w:i w:val="0"/>
+          <w:sz w:val="22"/>
+        </w:rPr>
+        <w:t xml:space="preserve">Радищев: </w:t>
+      </w:r>
+      <w:r>
+        <w:rPr>
+          <w:rFonts w:ascii="Times New Roman" w:hAnsi="Times New Roman" w:eastAsia="Malgun Gothic"/>
+          <w:b w:val="0"/>
+          <w:i/>
+          <w:color w:val="555555"/>
+          <w:sz w:val="22"/>
+        </w:rPr>
+        <w:t>(задерживаясь у двери)</w:t>
+      </w:r>
+      <w:r>
+        <w:rPr>
+          <w:rFonts w:ascii="Times New Roman" w:hAnsi="Times New Roman" w:eastAsia="Malgun Gothic"/>
+          <w:b w:val="0"/>
+          <w:i w:val="0"/>
+          <w:sz w:val="22"/>
+        </w:rPr>
+        <w:t xml:space="preserve"> Алексей Николаевич, ещё одно.</w:t>
+      </w:r>
+    </w:p>
+    <w:p>
+      <w:pPr>
+        <w:spacing w:before="0" w:after="110" w:line="300" w:lineRule="auto"/>
+      </w:pPr>
+      <w:r>
+        <w:rPr>
+          <w:rFonts w:ascii="Times New Roman" w:hAnsi="Times New Roman" w:eastAsia="Malgun Gothic"/>
+          <w:b/>
+          <w:i w:val="0"/>
+          <w:sz w:val="22"/>
+        </w:rPr>
+        <w:t xml:space="preserve">Лёша: </w:t>
+      </w:r>
+      <w:r>
+        <w:rPr>
+          <w:rFonts w:ascii="Times New Roman" w:hAnsi="Times New Roman" w:eastAsia="Malgun Gothic"/>
+          <w:b w:val="0"/>
+          <w:i w:val="0"/>
+          <w:sz w:val="22"/>
+        </w:rPr>
+        <w:t>Слушаю, Борис Игоревич.</w:t>
+      </w:r>
+    </w:p>
+    <w:p>
+      <w:pPr>
+        <w:spacing w:before="0" w:after="110" w:line="300" w:lineRule="auto"/>
+      </w:pPr>
+      <w:r>
+        <w:rPr>
+          <w:rFonts w:ascii="Times New Roman" w:hAnsi="Times New Roman" w:eastAsia="Malgun Gothic"/>
+          <w:b/>
+          <w:i w:val="0"/>
+          <w:sz w:val="22"/>
+        </w:rPr>
+        <w:t xml:space="preserve">Радищев: </w:t>
+      </w:r>
+      <w:r>
+        <w:rPr>
+          <w:rFonts w:ascii="Times New Roman" w:hAnsi="Times New Roman" w:eastAsia="Malgun Gothic"/>
+          <w:b w:val="0"/>
+          <w:i w:val="0"/>
+          <w:sz w:val="22"/>
+        </w:rPr>
+        <w:t>Если ситуация на границе резко ухудшится в ближайшие недели — вернёмся к этому разговору?</w:t>
+      </w:r>
+    </w:p>
+    <w:p>
+      <w:pPr>
+        <w:spacing w:before="0" w:after="110" w:line="300" w:lineRule="auto"/>
+      </w:pPr>
+      <w:r>
+        <w:rPr>
+          <w:rFonts w:ascii="Times New Roman" w:hAnsi="Times New Roman" w:eastAsia="Malgun Gothic"/>
+          <w:b/>
+          <w:i w:val="0"/>
+          <w:sz w:val="22"/>
+        </w:rPr>
+        <w:t xml:space="preserve">Лёша: </w:t>
+      </w:r>
+      <w:r>
+        <w:rPr>
+          <w:rFonts w:ascii="Times New Roman" w:hAnsi="Times New Roman" w:eastAsia="Malgun Gothic"/>
+          <w:b w:val="0"/>
+          <w:i w:val="0"/>
+          <w:sz w:val="22"/>
+        </w:rPr>
+        <w:t>Вернёмся, если ситуация того потребует объективно, а не потому что кому-то станет неудобно от предвыборной гонки.</w:t>
+      </w:r>
+    </w:p>
+    <w:p>
+      <w:pPr>
+        <w:spacing w:before="0" w:after="110" w:line="300" w:lineRule="auto"/>
+      </w:pPr>
+      <w:r>
+        <w:rPr>
+          <w:rFonts w:ascii="Times New Roman" w:hAnsi="Times New Roman" w:eastAsia="Malgun Gothic"/>
+          <w:b/>
+          <w:i w:val="0"/>
+          <w:sz w:val="22"/>
+        </w:rPr>
+        <w:t xml:space="preserve">Радищев: </w:t>
+      </w:r>
+      <w:r>
+        <w:rPr>
+          <w:rFonts w:ascii="Times New Roman" w:hAnsi="Times New Roman" w:eastAsia="Malgun Gothic"/>
+          <w:b w:val="0"/>
+          <w:i w:val="0"/>
+          <w:sz w:val="22"/>
+        </w:rPr>
+        <w:t>Справедливо. Спасибо хотя бы за честность.</w:t>
+      </w:r>
+    </w:p>
+    <w:p>
+      <w:pPr>
+        <w:spacing w:before="0" w:after="110" w:line="300" w:lineRule="auto"/>
+      </w:pPr>
+      <w:r>
+        <w:rPr>
+          <w:rFonts w:ascii="Times New Roman" w:hAnsi="Times New Roman" w:eastAsia="Malgun Gothic"/>
+          <w:b/>
+          <w:i w:val="0"/>
+          <w:sz w:val="22"/>
+        </w:rPr>
+        <w:t xml:space="preserve">Лёша: </w:t>
+      </w:r>
+      <w:r>
+        <w:rPr>
+          <w:rFonts w:ascii="Times New Roman" w:hAnsi="Times New Roman" w:eastAsia="Malgun Gothic"/>
+          <w:b w:val="0"/>
+          <w:i w:val="0"/>
+          <w:sz w:val="22"/>
+        </w:rPr>
+        <w:t>Спасибо, что подняли вопрос открыто, а не попытались провести его в обход меня.</w:t>
+      </w:r>
+    </w:p>
+    <w:p>
+      <w:pPr>
+        <w:spacing w:before="0" w:after="110" w:line="300" w:lineRule="auto"/>
+      </w:pPr>
+      <w:r>
+        <w:rPr>
+          <w:rFonts w:ascii="Times New Roman" w:hAnsi="Times New Roman" w:eastAsia="Malgun Gothic"/>
+          <w:b/>
+          <w:i w:val="0"/>
+          <w:sz w:val="22"/>
+        </w:rPr>
+        <w:t xml:space="preserve">Радищев: </w:t>
+      </w:r>
+      <w:r>
+        <w:rPr>
+          <w:rFonts w:ascii="Times New Roman" w:hAnsi="Times New Roman" w:eastAsia="Malgun Gothic"/>
+          <w:b w:val="0"/>
+          <w:i/>
+          <w:color w:val="555555"/>
+          <w:sz w:val="22"/>
+        </w:rPr>
+        <w:t>(слабая улыбка)</w:t>
+      </w:r>
+      <w:r>
+        <w:rPr>
+          <w:rFonts w:ascii="Times New Roman" w:hAnsi="Times New Roman" w:eastAsia="Malgun Gothic"/>
+          <w:b w:val="0"/>
+          <w:i w:val="0"/>
+          <w:sz w:val="22"/>
+        </w:rPr>
+        <w:t xml:space="preserve"> Я не настолько циничен, Алексей Николаевич, что бы вы обо мне ни думали.</w:t>
+      </w:r>
+    </w:p>
+    <w:p>
+      <w:pPr>
+        <w:spacing w:before="0" w:after="110" w:line="300" w:lineRule="auto"/>
+      </w:pPr>
+      <w:r>
+        <w:rPr>
+          <w:rFonts w:ascii="Times New Roman" w:hAnsi="Times New Roman" w:eastAsia="Malgun Gothic"/>
+          <w:b/>
+          <w:i w:val="0"/>
+          <w:sz w:val="22"/>
+        </w:rPr>
+        <w:t xml:space="preserve">Лёша: </w:t>
+      </w:r>
+      <w:r>
+        <w:rPr>
+          <w:rFonts w:ascii="Times New Roman" w:hAnsi="Times New Roman" w:eastAsia="Malgun Gothic"/>
+          <w:b w:val="0"/>
+          <w:i w:val="0"/>
+          <w:sz w:val="22"/>
+        </w:rPr>
+        <w:t>Рад это слышать, Борис Игоревич.</w:t>
+      </w:r>
+    </w:p>
+    <w:p>
+      <w:pPr>
+        <w:spacing w:before="0" w:after="110" w:line="300" w:lineRule="auto"/>
+      </w:pPr>
+      <w:r>
+        <w:rPr>
+          <w:rFonts w:ascii="Times New Roman" w:hAnsi="Times New Roman" w:eastAsia="Malgun Gothic"/>
+          <w:b/>
+          <w:i w:val="0"/>
+          <w:sz w:val="22"/>
+        </w:rPr>
+        <w:t xml:space="preserve">Ирина: </w:t>
+      </w:r>
+      <w:r>
+        <w:rPr>
+          <w:rFonts w:ascii="Times New Roman" w:hAnsi="Times New Roman" w:eastAsia="Malgun Gothic"/>
+          <w:b w:val="0"/>
+          <w:i/>
+          <w:color w:val="555555"/>
+          <w:sz w:val="22"/>
+        </w:rPr>
+        <w:t>(после того как все разошлись)</w:t>
+      </w:r>
+      <w:r>
+        <w:rPr>
+          <w:rFonts w:ascii="Times New Roman" w:hAnsi="Times New Roman" w:eastAsia="Malgun Gothic"/>
+          <w:b w:val="0"/>
+          <w:i w:val="0"/>
+          <w:sz w:val="22"/>
+        </w:rPr>
+        <w:t xml:space="preserve"> Тяжёлый был день.</w:t>
+      </w:r>
+    </w:p>
+    <w:p>
+      <w:pPr>
+        <w:spacing w:before="0" w:after="110" w:line="300" w:lineRule="auto"/>
+      </w:pPr>
+      <w:r>
+        <w:rPr>
+          <w:rFonts w:ascii="Times New Roman" w:hAnsi="Times New Roman" w:eastAsia="Malgun Gothic"/>
+          <w:b/>
+          <w:i w:val="0"/>
+          <w:sz w:val="22"/>
+        </w:rPr>
+        <w:t xml:space="preserve">Лёша: </w:t>
+      </w:r>
+      <w:r>
+        <w:rPr>
+          <w:rFonts w:ascii="Times New Roman" w:hAnsi="Times New Roman" w:eastAsia="Malgun Gothic"/>
+          <w:b w:val="0"/>
+          <w:i w:val="0"/>
+          <w:sz w:val="22"/>
+        </w:rPr>
+        <w:t>Тяжёлый. Но, кажется, правильный.</w:t>
+      </w:r>
+    </w:p>
+    <w:p>
+      <w:pPr>
+        <w:spacing w:before="0" w:after="110" w:line="300" w:lineRule="auto"/>
+      </w:pPr>
+      <w:r>
+        <w:rPr>
+          <w:rFonts w:ascii="Times New Roman" w:hAnsi="Times New Roman" w:eastAsia="Malgun Gothic"/>
+          <w:b/>
+          <w:i w:val="0"/>
+          <w:sz w:val="22"/>
+        </w:rPr>
+        <w:t xml:space="preserve">Ирина: </w:t>
+      </w:r>
+      <w:r>
+        <w:rPr>
+          <w:rFonts w:ascii="Times New Roman" w:hAnsi="Times New Roman" w:eastAsia="Malgun Gothic"/>
+          <w:b w:val="0"/>
+          <w:i w:val="0"/>
+          <w:sz w:val="22"/>
+        </w:rPr>
+        <w:t>Правильные дни редко бывают лёгкими, Алексей Николаевич.</w:t>
+      </w:r>
+    </w:p>
+    <w:p>
+      <w:pPr>
+        <w:spacing w:before="0" w:after="110" w:line="300" w:lineRule="auto"/>
+      </w:pPr>
+      <w:r>
+        <w:rPr>
+          <w:rFonts w:ascii="Times New Roman" w:hAnsi="Times New Roman" w:eastAsia="Malgun Gothic"/>
+          <w:b/>
+          <w:i w:val="0"/>
+          <w:sz w:val="22"/>
+        </w:rPr>
+        <w:t xml:space="preserve">Лёша: </w:t>
+      </w:r>
+      <w:r>
+        <w:rPr>
+          <w:rFonts w:ascii="Times New Roman" w:hAnsi="Times New Roman" w:eastAsia="Malgun Gothic"/>
+          <w:b w:val="0"/>
+          <w:i w:val="0"/>
+          <w:sz w:val="22"/>
+        </w:rPr>
+        <w:t>Начинаю в это верить всё сильнее с каждым годом.</w:t>
+      </w:r>
+    </w:p>
+    <w:p>
+      <w:pPr>
         <w:keepNext/>
         <w:spacing w:before="320" w:after="140"/>
       </w:pPr>
@@ -2831,7 +3543,7 @@
           <w:i w:val="0"/>
           <w:sz w:val="22"/>
         </w:rPr>
-        <w:t xml:space="preserve"> — 장면 5 료샤의 독백. 라디셰프가 자신에게 "국민의 선택의 짐을 대신 지는 자"가 되라고 권하고 있음을 깨닫는 순간. (원문의 "누구에게 절할지 모르면 짐승보다 못하다"는 표현은 출처가 불분명해 대심문관의 실제 대사로 교체.)</w:t>
+        <w:t xml:space="preserve"> — 장면 6 료샤의 독백. 라디셰프가 자신에게 "국민의 선택의 짐을 대신 지는 자"가 되라고 권하고 있음을 깨닫는 순간. (원문의 "누구에게 절할지 모르면 짐승보다 못하다"는 표현은 출처가 불분명해 대심문관의 실제 대사로 교체.)</w:t>
       </w:r>
     </w:p>
     <w:p>

--- a/러시아 인권변호사/7부/7부_4화_선거_연기_논의.docx
+++ b/러시아 인권변호사/7부/7부_4화_선거_연기_논의.docx
@@ -36,7 +36,7 @@
           <w:i w:val="0"/>
           <w:sz w:val="22"/>
         </w:rPr>
-        <w:t>알렉세이 “료샤” 오를로프(대통령) / 이리나 올레고브나 마르첸코(대통령 최측근 참모) / 카탸 리시나(일정·전략 총괄) / 보리스 이고레비치 라디셰프(국방장관) / 파벨 드미트리예비치 구르킨(국가보안기관장) / 키릴 안드레예비치(국가재정투명성청장) / 아나스타시야(나스탸) 드미트리예브나(국가재정투명성청 공동 책임자) / 아나톨리 빅토로비치 그레벤시코프(정치 전략가) / 아르툠 이고레비치 코발추크(6부에서 패배를 인정한 야당 「Спокойная страна」 대표, TV 성명)</w:t>
+        <w:t>알렉세이 “료샤” 오를로프(대통령) / 이리나 올레고브나 마르첸코(대통령 최측근 참모) / 카탸 리시나(일정·전략 총괄) / 보리스 이고레비치 라디셰프(국방장관) / 로디온 드미트리예비치 구르킨(국가보안기관장) / 키릴 안드레예비치(국가재정투명성청장) / 아나스타시야(나스탸) 드미트리예브나(국가재정투명성청 공동 책임자) / 아나톨리 빅토로비치 그레벤시코프(정치 전략가) / 아르툠 이고레비치 코발추크(6부에서 패배를 인정한 야당 「Спокойная страна」 대표, TV 성명)</w:t>
       </w:r>
     </w:p>
     <w:p>
@@ -600,7 +600,7 @@
           <w:i w:val="0"/>
           <w:sz w:val="22"/>
         </w:rPr>
-        <w:t>Павел Дмитриевич, вы недооцениваете риски дестабилизации во время избирательной кампании.</w:t>
+        <w:t>Родион Дмитриевич, вы недооцениваете риски дестабилизации во время избирательной кампании.</w:t>
       </w:r>
     </w:p>
     <w:p>
@@ -863,7 +863,7 @@
           <w:i w:val="0"/>
           <w:sz w:val="22"/>
         </w:rPr>
-        <w:t>«В прошлом» не гарантирует «в будущем», Павел Дмитриевич.</w:t>
+        <w:t>«В прошлом» не гарантирует «в будущем», Родион Дмитриевич.</w:t>
       </w:r>
     </w:p>
     <w:p>
@@ -909,7 +909,7 @@
           <w:i w:val="0"/>
           <w:sz w:val="22"/>
         </w:rPr>
-        <w:t>Вероятности в вашу пользу, Павел Дмитриевич?</w:t>
+        <w:t>Вероятности в вашу пользу, Родион Дмитриевич?</w:t>
       </w:r>
     </w:p>
     <w:p>
@@ -955,7 +955,7 @@
           <w:i w:val="0"/>
           <w:sz w:val="22"/>
         </w:rPr>
-        <w:t>Вероятности не хоронят солдат, Павел Дмитриевич.</w:t>
+        <w:t>Вероятности не хоронят солдат, Родион Дмитриевич.</w:t>
       </w:r>
     </w:p>
     <w:p>
@@ -1270,7 +1270,7 @@
           <w:i w:val="0"/>
           <w:sz w:val="22"/>
         </w:rPr>
-        <w:t>Спасибо, Павел Дмитриевич. Именно такое решение я и предлагаю — практическую защиту процесса, а не его отмену.</w:t>
+        <w:t>Спасибо, Родион Дмитриевич. Именно такое решение я и предлагаю — практическую защиту процесса, а не его отмену.</w:t>
       </w:r>
     </w:p>
     <w:p>
@@ -2902,7 +2902,7 @@
           <w:i w:val="0"/>
           <w:sz w:val="22"/>
         </w:rPr>
-        <w:t>Благодарю, Павел Дмитриевич. Именно такое решение мне и было нужно — практическое, а не политическое.</w:t>
+        <w:t>Благодарю, Родион Дмитриевич. Именно такое решение мне и было нужно — практическое, а не политическое.</w:t>
       </w:r>
     </w:p>
     <w:p>

--- a/러시아 인권변호사/7부/7부_4화_선거_연기_논의.docx
+++ b/러시아 인권변호사/7부/7부_4화_선거_연기_논의.docx
@@ -738,7 +738,7 @@
           <w:i w:val="0"/>
           <w:sz w:val="22"/>
         </w:rPr>
-        <w:t>А вы, Борис Игоревич, говорите с позиции человека, который никогда не сидел в камере за то, что сказал правду не вовремя.</w:t>
+        <w:t>А вы, Борис Игоревич, говорите с позиции человека, чей дед не отсидел три года за то, что сказал правду не вовремя. Мой — отсидел.</w:t>
       </w:r>
     </w:p>
     <w:p>
@@ -3520,7 +3520,7 @@
           <w:i w:val="0"/>
           <w:sz w:val="22"/>
         </w:rPr>
-        <w:t xml:space="preserve"> — 이리나가 장면 3에서 인용. 자유를 뿌렸으나 받아들여지지 않은 "외로운 씨 뿌리는 자"의 쓰디쓴 결말을 들어, 선거 연기가 국민을 다시 "양떼"로 만드는 첫걸음이 될 수 있다고 경고한다. (원문 주석의 "для вас нет ни славы, ни свободы"는 원시에 없는 구절이므로 바로잡음.)</w:t>
+        <w:t xml:space="preserve"> — 한국어 해설: 이리나가 장면 3에서 인용. 자유를 뿌렸으나 받아들여지지 않은 "외로운 씨 뿌리는 자"의 쓰디쓴 결말을 들어, 선거 연기가 국민을 다시 "양떼"로 만드는 첫걸음이 될 수 있다고 경고한다.</w:t>
       </w:r>
     </w:p>
     <w:p>
@@ -3543,7 +3543,7 @@
           <w:i w:val="0"/>
           <w:sz w:val="22"/>
         </w:rPr>
-        <w:t xml:space="preserve"> — 장면 6 료샤의 독백. 라디셰프가 자신에게 "국민의 선택의 짐을 대신 지는 자"가 되라고 권하고 있음을 깨닫는 순간. (원문의 "누구에게 절할지 모르면 짐승보다 못하다"는 표현은 출처가 불분명해 대심문관의 실제 대사로 교체.)</w:t>
+        <w:t xml:space="preserve"> — 한국어 해설: 장면 6 료샤의 독백. 라디셰프가 자신에게 "국민의 선택의 짐을 대신 지는 자"가 되라고 권하고 있음을 깨닫는 순간.</w:t>
       </w:r>
     </w:p>
     <w:p>

--- a/러시아 인권변호사/7부/7부_4화_선거_연기_논의.docx
+++ b/러시아 인권변호사/7부/7부_4화_선거_연기_논의.docx
@@ -1317,6 +1317,144 @@
           <w:sz w:val="22"/>
         </w:rPr>
         <w:t>А перенос, возможно, никогда не закончится, Борис Игоревич. Между двумя рисками я выбираю тот, что оставляет людям право голоса.</w:t>
+      </w:r>
+    </w:p>
+    <w:p>
+      <w:pPr>
+        <w:spacing w:before="0" w:after="110" w:line="300" w:lineRule="auto"/>
+      </w:pPr>
+      <w:r>
+        <w:rPr>
+          <w:rFonts w:ascii="Times New Roman" w:hAnsi="Times New Roman" w:eastAsia="Malgun Gothic"/>
+          <w:b/>
+          <w:i w:val="0"/>
+          <w:sz w:val="22"/>
+        </w:rPr>
+        <w:t xml:space="preserve">Радищев: </w:t>
+      </w:r>
+      <w:r>
+        <w:rPr>
+          <w:rFonts w:ascii="Times New Roman" w:hAnsi="Times New Roman" w:eastAsia="Malgun Gothic"/>
+          <w:b w:val="0"/>
+          <w:i w:val="0"/>
+          <w:sz w:val="22"/>
+        </w:rPr>
+        <w:t>«Никогда не закончится» — это уже риторика, Ирина Олеговна. Шесть недель — это шесть недель.</w:t>
+      </w:r>
+    </w:p>
+    <w:p>
+      <w:pPr>
+        <w:spacing w:before="0" w:after="110" w:line="300" w:lineRule="auto"/>
+      </w:pPr>
+      <w:r>
+        <w:rPr>
+          <w:rFonts w:ascii="Times New Roman" w:hAnsi="Times New Roman" w:eastAsia="Malgun Gothic"/>
+          <w:b/>
+          <w:i w:val="0"/>
+          <w:sz w:val="22"/>
+        </w:rPr>
+        <w:t xml:space="preserve">Ирина: </w:t>
+      </w:r>
+      <w:r>
+        <w:rPr>
+          <w:rFonts w:ascii="Times New Roman" w:hAnsi="Times New Roman" w:eastAsia="Malgun Gothic"/>
+          <w:b w:val="0"/>
+          <w:i w:val="0"/>
+          <w:sz w:val="22"/>
+        </w:rPr>
+        <w:t>Это не риторика, это протокол. Семнадцатый год: Временное правительство назначает выборы в Учредительное собрание на семнадцатое сентября. В августе переносит на двенадцатое ноября — списки не готовы, обстановка сложная, каких-то два месяца.</w:t>
+      </w:r>
+    </w:p>
+    <w:p>
+      <w:pPr>
+        <w:spacing w:before="0" w:after="110" w:line="300" w:lineRule="auto"/>
+      </w:pPr>
+      <w:r>
+        <w:rPr>
+          <w:rFonts w:ascii="Times New Roman" w:hAnsi="Times New Roman" w:eastAsia="Malgun Gothic"/>
+          <w:b/>
+          <w:i w:val="0"/>
+          <w:sz w:val="22"/>
+        </w:rPr>
+        <w:t xml:space="preserve">Радищев: </w:t>
+      </w:r>
+      <w:r>
+        <w:rPr>
+          <w:rFonts w:ascii="Times New Roman" w:hAnsi="Times New Roman" w:eastAsia="Malgun Gothic"/>
+          <w:b w:val="0"/>
+          <w:i w:val="0"/>
+          <w:sz w:val="22"/>
+        </w:rPr>
+        <w:t>И выборы не состоялись?</w:t>
+      </w:r>
+    </w:p>
+    <w:p>
+      <w:pPr>
+        <w:spacing w:before="0" w:after="110" w:line="300" w:lineRule="auto"/>
+      </w:pPr>
+      <w:r>
+        <w:rPr>
+          <w:rFonts w:ascii="Times New Roman" w:hAnsi="Times New Roman" w:eastAsia="Malgun Gothic"/>
+          <w:b/>
+          <w:i w:val="0"/>
+          <w:sz w:val="22"/>
+        </w:rPr>
+        <w:t xml:space="preserve">Ирина: </w:t>
+      </w:r>
+      <w:r>
+        <w:rPr>
+          <w:rFonts w:ascii="Times New Roman" w:hAnsi="Times New Roman" w:eastAsia="Malgun Gothic"/>
+          <w:b w:val="0"/>
+          <w:i w:val="0"/>
+          <w:sz w:val="22"/>
+        </w:rPr>
+        <w:t>Состоялись. Только правительства, которое их перенесло, к тому времени уже не было — его свергли в октябре. Собрание открылось пятого января восемнадцатого года и было разогнано на следующий день. Первый всенародно избранный орган в истории страны прожил один день.</w:t>
+      </w:r>
+    </w:p>
+    <w:p>
+      <w:pPr>
+        <w:spacing w:before="0" w:after="110" w:line="300" w:lineRule="auto"/>
+      </w:pPr>
+      <w:r>
+        <w:rPr>
+          <w:rFonts w:ascii="Times New Roman" w:hAnsi="Times New Roman" w:eastAsia="Malgun Gothic"/>
+          <w:b/>
+          <w:i w:val="0"/>
+          <w:sz w:val="22"/>
+        </w:rPr>
+        <w:t xml:space="preserve">Радищев: </w:t>
+      </w:r>
+      <w:r>
+        <w:rPr>
+          <w:rFonts w:ascii="Times New Roman" w:hAnsi="Times New Roman" w:eastAsia="Malgun Gothic"/>
+          <w:b w:val="0"/>
+          <w:i w:val="0"/>
+          <w:sz w:val="22"/>
+        </w:rPr>
+        <w:t>Вы сравниваете шесть недель с революцией. Это несопоставимо.</w:t>
+      </w:r>
+    </w:p>
+    <w:p>
+      <w:pPr>
+        <w:spacing w:before="0" w:after="110" w:line="300" w:lineRule="auto"/>
+      </w:pPr>
+      <w:r>
+        <w:rPr>
+          <w:rFonts w:ascii="Times New Roman" w:hAnsi="Times New Roman" w:eastAsia="Malgun Gothic"/>
+          <w:b/>
+          <w:i w:val="0"/>
+          <w:sz w:val="22"/>
+        </w:rPr>
+        <w:t xml:space="preserve">Ирина: </w:t>
+      </w:r>
+      <w:r>
+        <w:rPr>
+          <w:rFonts w:ascii="Times New Roman" w:hAnsi="Times New Roman" w:eastAsia="Malgun Gothic"/>
+          <w:b w:val="0"/>
+          <w:i w:val="0"/>
+          <w:sz w:val="22"/>
+        </w:rPr>
+        <w:t>Я сравниваю не масштаб, а логику. Два месяца тогда тоже казались пустяком. Легитимность рождается в тот день, когда люди голосуют, — не в тот, когда им обещают, что голосование перенесено ненадолго. Отложенные выборы уже не принадлежат тому, кто их отложил.</w:t>
       </w:r>
     </w:p>
     <w:p>
